--- a/dynamic_bertrand/LLM_Capacity_Bertrand_ISR.docx
+++ b/dynamic_bertrand/LLM_Capacity_Bertrand_ISR.docx
@@ -90,7 +90,7 @@
           <w:rFonts w:ascii="Times New Roman" w:hAnsi="Times New Roman" w:eastAsia="Times New Roman"/>
           <w:sz w:val="22"/>
         </w:rPr>
-        <w:t>Providers of large language model (LLM) inference compete on posted prices, yet the capacity behind those prices takes a period to build and cannot be adjusted for free. We model two providers that post prices under capacity constraints and adjust discrete GPU capacity with a one-period lag and sunk adjustment costs, while demand moves among three Markov regimes. In a logit Markov perfect equilibrium, pricing and capacity separate: prices solve a static game in every state, and capacity solves a dynamic game fed by the resulting profits. When installed capacity falls short of demand, the reservation price is a dominant strategy; when each firm can serve the whole market, pure-strategy markups cannot exceed twice the price-grid step. Across 20 parameter settings, equilibrium capacity never falls below the joint-profit benchmark or exceeds that of a market-share contest, but equilibria are often multiple and are ranked differently by consumer surplus and by total surplus. We draw implications for capacity disclosure, switching rules, and competition policy, and we flag which of them the model does not test.</w:t>
+        <w:t>Providers of large language model (LLM) inference compete on posted prices, yet the capacity behind those prices takes a period to build and cannot be adjusted for free. We model two providers that post prices under capacity constraints and adjust discrete GPU capacity with a one-period lag and sunk costs, while demand moves among three Markov regimes. In a logit Markov perfect equilibrium, pricing and capacity separate when prices are not state variables; scarcity then makes the reservation price dominant, and abundance leaves markups bounded by twice the price step. Across 20 settings, equilibrium capacity lies between a joint-profit benchmark and a market-share contest, but equilibria are often multiple and are ranked differently by consumer and by total surplus. When prices become state variables through alternating commitments, Edgeworth cycles appear at ample capacity, prices exceed those under simultaneous pricing, and equilibrium capacity rises. We draw implications for capacity disclosure, switching rules, and repricing frequency, and we mark what the model does not test.</w:t>
       </w:r>
     </w:p>
     <w:p>
@@ -180,7 +180,7 @@
         <w:rPr>
           <w:rFonts w:ascii="Times New Roman" w:hAnsi="Times New Roman" w:eastAsia="Times New Roman"/>
         </w:rPr>
-        <w:t>The paper makes three contributions. First, we show that in this class of models pricing and capacity separate exactly (Proposition 1). Prices are the solution to a static logit pricing game in each state, and capacity is the solution to a dynamic game whose flow payoffs come from those prices. This result is useful analytically and, as we show, computationally. Second, we characterize the pricing game at the two ends of the capacity spectrum. When installed capacity falls short of demand, posting the reservation price is a dominant strategy (Proposition 2). When both firms can serve the whole market, the only pure-strategy equilibria are symmetric price pairs whose markup cannot exceed twice the step of the price grid (Proposition 3), which is the Bertrand paradox in discrete clothing. Third, we compute equilibria for 20 parameter settings and compare them with a joint-profit benchmark and with a market-share contest. Equilibrium capacity always lies between the two benchmarks, but the equilibrium is frequently not unique, and the equilibria that consumers prefer are not the ones that maximize total surplus.</w:t>
+        <w:t>The paper makes four contributions. First, we show that when prices are not state variables, pricing and capacity separate exactly (Proposition 1). Prices are the solution to a static logit pricing game in each state, and capacity is the solution to a dynamic game whose flow payoffs come from those prices. This result is useful analytically and, as we show, computationally. Second, we characterize the pricing game at the two ends of the capacity spectrum. When installed capacity falls short of demand, posting the reservation price is a dominant strategy (Proposition 2). When both firms can serve the whole market, the only pure-strategy equilibria are symmetric price pairs whose markup cannot exceed twice the step of the price grid (Proposition 3), which is the Bertrand paradox in discrete clothing. Third, we compute equilibria for 20 parameter settings and compare them with a joint-profit benchmark and with a market-share contest. Equilibrium capacity always lies between the two benchmarks, but the equilibrium is frequently not unique, and the equilibria that consumers prefer are not the ones that maximize total surplus. Fourth, we make prices state variables by letting the firms move in alternation and commit to a price until their next move, as in Maskin and Tirole (1988). At fixed capacities this produces Edgeworth price cycles and prices well above those of simultaneous pricing when capacity is ample, and when capacity is chosen as well, it raises equilibrium capacity relative to simultaneous pricing.</w:t>
       </w:r>
     </w:p>
     <w:p>
@@ -193,7 +193,7 @@
         <w:rPr>
           <w:rFonts w:ascii="Times New Roman" w:hAnsi="Times New Roman" w:eastAsia="Times New Roman"/>
         </w:rPr>
-        <w:t>We are careful about what the paper does not do. Because prices are not payoff-relevant state variables here, the pricing stage is a repeated static game, and the model does not generate Edgeworth price cycles or tacit collusion of the kind studied by Maskin and Tirole (1988); producing them would require prices to enter the state, which we leave to future work. The parameters are illustrative. We compare the model with public data on GPU rental prices, token prices, and capital expenditure, but only qualitatively, and one price ratio is the only parameter that those data discipline. The numerical results should be read as the output of a transparent, replicable model, not as estimates of the market.</w:t>
+        <w:t>We are careful about what the paper does not do. In the baseline model prices are not payoff-relevant state variables, so the pricing stage is a repeated static game and cannot generate Edgeworth cycles or tacit collusion; Section 7 relaxes this assumption with alternating moves. That extension is solved at moderate payoff noise only, because the equilibrium iteration does not converge reliably for small noise, and it changes the timing of capacity decisions as well as the pricing protocol. The parameters are illustrative. We compare the model with public data on GPU rental prices, token prices, and capital expenditure, but only qualitatively, and one price ratio is the only parameter that those data discipline. The numerical results should be read as the output of a transparent, replicable model, not as estimates of the market.</w:t>
       </w:r>
     </w:p>
     <w:p>
@@ -206,7 +206,7 @@
         <w:rPr>
           <w:rFonts w:ascii="Times New Roman" w:hAnsi="Times New Roman" w:eastAsia="Times New Roman"/>
         </w:rPr>
-        <w:t>The remainder of the paper proceeds as follows. Section 2 positions the paper in the literature. Section 3 sets out the model, and Section 4 states the analytical results. Section 5 reports the base-case equilibria, Section 6 the sensitivity and equilibrium-selection analysis, and Section 7 the comparison with public data. Section 8 draws implications for platform design and policy, Section 9 discusses limitations, and Section 10 concludes. Proofs and computational details are in the appendices.</w:t>
+        <w:t>The remainder of the paper proceeds as follows. Section 2 positions the paper in the literature. Section 3 sets out the model, and Section 4 states the analytical results. Section 5 reports the base-case equilibria, Section 6 the sensitivity and equilibrium-selection analysis, and Section 7 the extension to dynamic price competition. Section 8 compares the model with public data. Section 9 draws implications for platform design and policy, Section 10 discusses limitations, and Section 11 concludes. Proofs and computational details are in the appendices.</w:t>
       </w:r>
     </w:p>
     <w:p>
@@ -1123,7 +1123,7 @@
         <w:rPr>
           <w:rFonts w:ascii="Times New Roman" w:hAnsi="Times New Roman" w:eastAsia="Times New Roman"/>
         </w:rPr>
-        <w:t>The assumption of costless spillover is deliberate. It is the frictionless-switching benchmark, and we return to it when we discuss portability remedies in Section 8. Period profit is</w:t>
+        <w:t>The assumption of costless spillover is deliberate. It is the frictionless-switching benchmark, and we return to it when we discuss portability remedies in Section 9. Period profit is</w:t>
       </w:r>
     </w:p>
     <w:p>
@@ -5912,7 +5912,7 @@
         <w:rPr>
           <w:rFonts w:ascii="Times New Roman" w:hAnsi="Times New Roman" w:eastAsia="Times New Roman"/>
         </w:rPr>
-        <w:t>The two Bertrand equilibria rank differently. Consumers prefer the capacity-heavy equilibrium (consumer surplus 9.48 versus 6.25). Total surplus, which here is profit plus consumer surplus, is higher in the capacity-scarce equilibrium (23.40 versus 22.38), because served demand is the same in the two and the capacity-heavy equilibrium carries about one more node, at a holding cost of 2 per period, plus the associated adjustment costs. The efficiency loss from the extra capacity is about 4.3% of total surplus. A regulator or platform designer who cares about consumers and one who cares about total surplus would therefore select different equilibria, a point we return to in Section 8.</w:t>
+        <w:t>The two Bertrand equilibria rank differently. Consumers prefer the capacity-heavy equilibrium (consumer surplus 9.48 versus 6.25). Total surplus, which here is profit plus consumer surplus, is higher in the capacity-scarce equilibrium (23.40 versus 22.38), because served demand is the same in the two and the capacity-heavy equilibrium carries about one more node, at a holding cost of 2 per period, plus the associated adjustment costs. The efficiency loss from the extra capacity is about 4.3% of total surplus. A regulator or platform designer who cares about consumers and one who cares about total surplus would therefore select different equilibria, a point we return to in Section 9.</w:t>
       </w:r>
     </w:p>
     <w:p>
@@ -8998,7 +8998,7 @@
           <w:rFonts w:ascii="Times New Roman" w:hAnsi="Times New Roman" w:eastAsia="Times New Roman"/>
           <w:b/>
         </w:rPr>
-        <w:t>7. Consistency with Public Data</w:t>
+        <w:t>7. Dynamic Price Competition</w:t>
       </w:r>
     </w:p>
     <w:p>
@@ -9012,7 +9012,4985 @@
           <w:b/>
           <w:i/>
         </w:rPr>
-        <w:t>7.1 What the data can and cannot discipline</w:t>
+        <w:t>7.1 Alternating commitments</w:t>
+      </w:r>
+    </w:p>
+    <w:p>
+      <w:pPr>
+        <w:spacing w:line="480" w:lineRule="auto" w:after="0"/>
+        <w:ind w:firstLine="720"/>
+        <w:jc w:val="left"/>
+      </w:pPr>
+      <w:r>
+        <w:rPr>
+          <w:rFonts w:ascii="Times New Roman" w:hAnsi="Times New Roman" w:eastAsia="Times New Roman"/>
+        </w:rPr>
+        <w:t>In the baseline model both firms choose prices simultaneously every period, so a price is gone as soon as the period ends. Real platforms reprice less often than they could, and a price posted today stays in force while rivals respond. Maskin and Tirole (1988) capture this with alternating moves: firms take turns, and the price a firm sets remains fixed for its rival’s next move. Prices then become state variables, and equilibrium behavior can depend on the history of prices through the state, which is what allows undercutting cycles and prices above the static Bertrand level.</w:t>
+      </w:r>
+    </w:p>
+    <w:p>
+      <w:pPr>
+        <w:spacing w:line="480" w:lineRule="auto" w:after="0"/>
+        <w:ind w:firstLine="720"/>
+        <w:jc w:val="left"/>
+      </w:pPr>
+      <w:r>
+        <w:rPr>
+          <w:rFonts w:ascii="Times New Roman" w:hAnsi="Times New Roman" w:eastAsia="Times New Roman"/>
+        </w:rPr>
+        <w:t xml:space="preserve">We adopt this protocol while keeping the rest of the model unchanged. In each period exactly one firm, the mover </w:t>
+      </w:r>
+      <w:r>
+        <w:rPr>
+          <w:rFonts w:ascii="Times New Roman" w:hAnsi="Times New Roman" w:eastAsia="Times New Roman"/>
+          <w:i/>
+        </w:rPr>
+        <w:t>q</w:t>
+      </w:r>
+      <w:r>
+        <w:rPr>
+          <w:rFonts w:ascii="Times New Roman" w:hAnsi="Times New Roman" w:eastAsia="Times New Roman"/>
+        </w:rPr>
+        <w:t>, is active and the roles alternate. The mover chooses a price and a capacity action (</w:t>
+      </w:r>
+      <w:r>
+        <w:rPr>
+          <w:rFonts w:ascii="Times New Roman" w:hAnsi="Times New Roman" w:eastAsia="Times New Roman"/>
+          <w:i/>
+        </w:rPr>
+        <w:t>p</w:t>
+      </w:r>
+      <w:r>
+        <w:rPr>
+          <w:rFonts w:ascii="Times New Roman" w:hAnsi="Times New Roman" w:eastAsia="Times New Roman"/>
+        </w:rPr>
+        <w:t xml:space="preserve">, </w:t>
+      </w:r>
+      <w:r>
+        <w:rPr>
+          <w:rFonts w:ascii="Times New Roman" w:hAnsi="Times New Roman" w:eastAsia="Times New Roman"/>
+          <w:i/>
+        </w:rPr>
+        <w:t>k</w:t>
+      </w:r>
+      <w:r>
+        <w:rPr>
+          <w:rFonts w:ascii="Times New Roman" w:hAnsi="Times New Roman" w:eastAsia="Times New Roman"/>
+        </w:rPr>
+        <w:t>); its price then stays in force until its next move two periods later. Both firms earn the flow profit (4) every period from the prices currently in force. The state seen by the mover is (</w:t>
+      </w:r>
+      <w:r>
+        <w:rPr>
+          <w:rFonts w:ascii="Times New Roman" w:hAnsi="Times New Roman" w:eastAsia="Times New Roman"/>
+          <w:i/>
+        </w:rPr>
+        <w:t>m</w:t>
+      </w:r>
+      <w:r>
+        <w:rPr>
+          <w:rFonts w:ascii="Times New Roman" w:hAnsi="Times New Roman" w:eastAsia="Times New Roman"/>
+          <w:vertAlign w:val="subscript"/>
+        </w:rPr>
+        <w:t>A</w:t>
+      </w:r>
+      <w:r>
+        <w:rPr>
+          <w:rFonts w:ascii="Times New Roman" w:hAnsi="Times New Roman" w:eastAsia="Times New Roman"/>
+        </w:rPr>
+        <w:t xml:space="preserve">, </w:t>
+      </w:r>
+      <w:r>
+        <w:rPr>
+          <w:rFonts w:ascii="Times New Roman" w:hAnsi="Times New Roman" w:eastAsia="Times New Roman"/>
+          <w:i/>
+        </w:rPr>
+        <w:t>m</w:t>
+      </w:r>
+      <w:r>
+        <w:rPr>
+          <w:rFonts w:ascii="Times New Roman" w:hAnsi="Times New Roman" w:eastAsia="Times New Roman"/>
+          <w:vertAlign w:val="subscript"/>
+        </w:rPr>
+        <w:t>B</w:t>
+      </w:r>
+      <w:r>
+        <w:rPr>
+          <w:rFonts w:ascii="Times New Roman" w:hAnsi="Times New Roman" w:eastAsia="Times New Roman"/>
+        </w:rPr>
+        <w:t xml:space="preserve">, λ, </w:t>
+      </w:r>
+      <w:r>
+        <w:rPr>
+          <w:rFonts w:ascii="Times New Roman" w:hAnsi="Times New Roman" w:eastAsia="Times New Roman"/>
+          <w:i/>
+        </w:rPr>
+        <w:t>p</w:t>
+      </w:r>
+      <w:r>
+        <w:rPr>
+          <w:rFonts w:ascii="Times New Roman" w:hAnsi="Times New Roman" w:eastAsia="Times New Roman"/>
+          <w:vertAlign w:val="subscript"/>
+        </w:rPr>
+        <w:t>r</w:t>
+      </w:r>
+      <w:r>
+        <w:rPr>
+          <w:rFonts w:ascii="Times New Roman" w:hAnsi="Times New Roman" w:eastAsia="Times New Roman"/>
+        </w:rPr>
+        <w:t xml:space="preserve">), where </w:t>
+      </w:r>
+      <w:r>
+        <w:rPr>
+          <w:rFonts w:ascii="Times New Roman" w:hAnsi="Times New Roman" w:eastAsia="Times New Roman"/>
+          <w:i/>
+        </w:rPr>
+        <w:t>p</w:t>
+      </w:r>
+      <w:r>
+        <w:rPr>
+          <w:rFonts w:ascii="Times New Roman" w:hAnsi="Times New Roman" w:eastAsia="Times New Roman"/>
+          <w:vertAlign w:val="subscript"/>
+        </w:rPr>
+        <w:t>r</w:t>
+      </w:r>
+      <w:r>
+        <w:rPr>
+          <w:rFonts w:ascii="Times New Roman" w:hAnsi="Times New Roman" w:eastAsia="Times New Roman"/>
+        </w:rPr>
+        <w:t xml:space="preserve"> is the rival’s committed price. The mover’s own old price is payoff-irrelevant, because it is re-chosen. With the same extreme-value shocks, the mover’s choice-specific value is</w:t>
+      </w:r>
+    </w:p>
+    <w:p>
+      <w:pPr>
+        <w:tabs>
+          <w:tab w:pos="4680" w:val="center"/>
+          <w:tab w:pos="9360" w:val="right"/>
+        </w:tabs>
+        <w:spacing w:line="360" w:lineRule="auto" w:after="120"/>
+      </w:pPr>
+      <w:r>
+        <w:tab/>
+      </w:r>
+      <w:r>
+        <w:rPr>
+          <w:rFonts w:ascii="Times New Roman" w:hAnsi="Times New Roman" w:eastAsia="Times New Roman"/>
+          <w:i/>
+        </w:rPr>
+        <w:t>v</w:t>
+      </w:r>
+      <w:r>
+        <w:rPr>
+          <w:rFonts w:ascii="Times New Roman" w:hAnsi="Times New Roman" w:eastAsia="Times New Roman"/>
+          <w:i/>
+          <w:vertAlign w:val="subscript"/>
+        </w:rPr>
+        <w:t>q</w:t>
+      </w:r>
+      <w:r>
+        <w:rPr>
+          <w:rFonts w:ascii="Times New Roman" w:hAnsi="Times New Roman" w:eastAsia="Times New Roman"/>
+          <w:i/>
+        </w:rPr>
+        <w:t>(</w:t>
+      </w:r>
+      <w:r>
+        <w:rPr>
+          <w:rFonts w:ascii="Times New Roman" w:hAnsi="Times New Roman" w:eastAsia="Times New Roman"/>
+          <w:i/>
+        </w:rPr>
+        <w:t>p</w:t>
+      </w:r>
+      <w:r>
+        <w:rPr>
+          <w:rFonts w:ascii="Times New Roman" w:hAnsi="Times New Roman" w:eastAsia="Times New Roman"/>
+          <w:i/>
+        </w:rPr>
+        <w:t xml:space="preserve">, </w:t>
+      </w:r>
+      <w:r>
+        <w:rPr>
+          <w:rFonts w:ascii="Times New Roman" w:hAnsi="Times New Roman" w:eastAsia="Times New Roman"/>
+          <w:i/>
+        </w:rPr>
+        <w:t>k</w:t>
+      </w:r>
+      <w:r>
+        <w:rPr>
+          <w:rFonts w:ascii="Times New Roman" w:hAnsi="Times New Roman" w:eastAsia="Times New Roman"/>
+          <w:i/>
+        </w:rPr>
+        <w:t xml:space="preserve"> | </w:t>
+      </w:r>
+      <w:r>
+        <w:rPr>
+          <w:rFonts w:ascii="Times New Roman" w:hAnsi="Times New Roman" w:eastAsia="Times New Roman"/>
+          <w:i/>
+        </w:rPr>
+        <w:t>S</w:t>
+      </w:r>
+      <w:r>
+        <w:rPr>
+          <w:rFonts w:ascii="Times New Roman" w:hAnsi="Times New Roman" w:eastAsia="Times New Roman"/>
+          <w:i/>
+        </w:rPr>
+        <w:t xml:space="preserve">, </w:t>
+      </w:r>
+      <w:r>
+        <w:rPr>
+          <w:rFonts w:ascii="Times New Roman" w:hAnsi="Times New Roman" w:eastAsia="Times New Roman"/>
+          <w:i/>
+        </w:rPr>
+        <w:t>p</w:t>
+      </w:r>
+      <w:r>
+        <w:rPr>
+          <w:rFonts w:ascii="Times New Roman" w:hAnsi="Times New Roman" w:eastAsia="Times New Roman"/>
+          <w:i/>
+          <w:vertAlign w:val="subscript"/>
+        </w:rPr>
+        <w:t>r</w:t>
+      </w:r>
+      <w:r>
+        <w:rPr>
+          <w:rFonts w:ascii="Times New Roman" w:hAnsi="Times New Roman" w:eastAsia="Times New Roman"/>
+          <w:i/>
+        </w:rPr>
+        <w:t>) = Π</w:t>
+      </w:r>
+      <w:r>
+        <w:rPr>
+          <w:rFonts w:ascii="Times New Roman" w:hAnsi="Times New Roman" w:eastAsia="Times New Roman"/>
+          <w:i/>
+          <w:vertAlign w:val="subscript"/>
+        </w:rPr>
+        <w:t>q</w:t>
+      </w:r>
+      <w:r>
+        <w:rPr>
+          <w:rFonts w:ascii="Times New Roman" w:hAnsi="Times New Roman" w:eastAsia="Times New Roman"/>
+          <w:i/>
+        </w:rPr>
+        <w:t>(</w:t>
+      </w:r>
+      <w:r>
+        <w:rPr>
+          <w:rFonts w:ascii="Times New Roman" w:hAnsi="Times New Roman" w:eastAsia="Times New Roman"/>
+          <w:i/>
+        </w:rPr>
+        <w:t>m</w:t>
+      </w:r>
+      <w:r>
+        <w:rPr>
+          <w:rFonts w:ascii="Times New Roman" w:hAnsi="Times New Roman" w:eastAsia="Times New Roman"/>
+          <w:i/>
+        </w:rPr>
+        <w:t xml:space="preserve">, </w:t>
+      </w:r>
+      <w:r>
+        <w:rPr>
+          <w:rFonts w:ascii="Times New Roman" w:hAnsi="Times New Roman" w:eastAsia="Times New Roman"/>
+          <w:i/>
+        </w:rPr>
+        <w:t>p</w:t>
+      </w:r>
+      <w:r>
+        <w:rPr>
+          <w:rFonts w:ascii="Times New Roman" w:hAnsi="Times New Roman" w:eastAsia="Times New Roman"/>
+          <w:i/>
+        </w:rPr>
+        <w:t xml:space="preserve">, </w:t>
+      </w:r>
+      <w:r>
+        <w:rPr>
+          <w:rFonts w:ascii="Times New Roman" w:hAnsi="Times New Roman" w:eastAsia="Times New Roman"/>
+          <w:i/>
+        </w:rPr>
+        <w:t>p</w:t>
+      </w:r>
+      <w:r>
+        <w:rPr>
+          <w:rFonts w:ascii="Times New Roman" w:hAnsi="Times New Roman" w:eastAsia="Times New Roman"/>
+          <w:i/>
+          <w:vertAlign w:val="subscript"/>
+        </w:rPr>
+        <w:t>r</w:t>
+      </w:r>
+      <w:r>
+        <w:rPr>
+          <w:rFonts w:ascii="Times New Roman" w:hAnsi="Times New Roman" w:eastAsia="Times New Roman"/>
+          <w:i/>
+        </w:rPr>
+        <w:t>) − AC</w:t>
+      </w:r>
+      <w:r>
+        <w:rPr>
+          <w:rFonts w:ascii="Times New Roman" w:hAnsi="Times New Roman" w:eastAsia="Times New Roman"/>
+          <w:i/>
+          <w:vertAlign w:val="subscript"/>
+        </w:rPr>
+        <w:t>q</w:t>
+      </w:r>
+      <w:r>
+        <w:rPr>
+          <w:rFonts w:ascii="Times New Roman" w:hAnsi="Times New Roman" w:eastAsia="Times New Roman"/>
+          <w:i/>
+        </w:rPr>
+        <w:t>(</w:t>
+      </w:r>
+      <w:r>
+        <w:rPr>
+          <w:rFonts w:ascii="Times New Roman" w:hAnsi="Times New Roman" w:eastAsia="Times New Roman"/>
+          <w:i/>
+        </w:rPr>
+        <w:t>k</w:t>
+      </w:r>
+      <w:r>
+        <w:rPr>
+          <w:rFonts w:ascii="Times New Roman" w:hAnsi="Times New Roman" w:eastAsia="Times New Roman"/>
+          <w:i/>
+        </w:rPr>
+        <w:t>) + β Σ</w:t>
+      </w:r>
+      <w:r>
+        <w:rPr>
+          <w:rFonts w:ascii="Times New Roman" w:hAnsi="Times New Roman" w:eastAsia="Times New Roman"/>
+          <w:i/>
+          <w:vertAlign w:val="subscript"/>
+        </w:rPr>
+        <w:t>λ′</w:t>
+      </w:r>
+      <w:r>
+        <w:rPr>
+          <w:rFonts w:ascii="Times New Roman" w:hAnsi="Times New Roman" w:eastAsia="Times New Roman"/>
+          <w:i/>
+        </w:rPr>
+        <w:t xml:space="preserve"> </w:t>
+      </w:r>
+      <w:r>
+        <w:rPr>
+          <w:rFonts w:ascii="Times New Roman" w:hAnsi="Times New Roman" w:eastAsia="Times New Roman"/>
+          <w:i/>
+        </w:rPr>
+        <w:t>P</w:t>
+      </w:r>
+      <w:r>
+        <w:rPr>
+          <w:rFonts w:ascii="Times New Roman" w:hAnsi="Times New Roman" w:eastAsia="Times New Roman"/>
+          <w:i/>
+          <w:vertAlign w:val="subscript"/>
+        </w:rPr>
+        <w:t>λ</w:t>
+      </w:r>
+      <w:r>
+        <w:rPr>
+          <w:rFonts w:ascii="Times New Roman" w:hAnsi="Times New Roman" w:eastAsia="Times New Roman"/>
+          <w:i/>
+        </w:rPr>
+        <w:t xml:space="preserve">(λ′ | λ) </w:t>
+      </w:r>
+      <w:r>
+        <w:rPr>
+          <w:rFonts w:ascii="Times New Roman" w:hAnsi="Times New Roman" w:eastAsia="Times New Roman"/>
+          <w:i/>
+        </w:rPr>
+        <w:t>V</w:t>
+      </w:r>
+      <w:r>
+        <w:rPr>
+          <w:rFonts w:ascii="Times New Roman" w:hAnsi="Times New Roman" w:eastAsia="Times New Roman"/>
+          <w:i/>
+          <w:vertAlign w:val="subscript"/>
+        </w:rPr>
+        <w:t>q</w:t>
+      </w:r>
+      <w:r>
+        <w:rPr>
+          <w:rFonts w:ascii="Times New Roman" w:hAnsi="Times New Roman" w:eastAsia="Times New Roman"/>
+          <w:i/>
+          <w:vertAlign w:val="superscript"/>
+        </w:rPr>
+        <w:t>r</w:t>
+      </w:r>
+      <w:r>
+        <w:rPr>
+          <w:rFonts w:ascii="Times New Roman" w:hAnsi="Times New Roman" w:eastAsia="Times New Roman"/>
+          <w:i/>
+        </w:rPr>
+        <w:t>(</w:t>
+      </w:r>
+      <w:r>
+        <w:rPr>
+          <w:rFonts w:ascii="Times New Roman" w:hAnsi="Times New Roman" w:eastAsia="Times New Roman"/>
+          <w:i/>
+        </w:rPr>
+        <w:t>m</w:t>
+      </w:r>
+      <w:r>
+        <w:rPr>
+          <w:rFonts w:ascii="Times New Roman" w:hAnsi="Times New Roman" w:eastAsia="Times New Roman"/>
+          <w:i/>
+        </w:rPr>
+        <w:t xml:space="preserve">′, λ′, </w:t>
+      </w:r>
+      <w:r>
+        <w:rPr>
+          <w:rFonts w:ascii="Times New Roman" w:hAnsi="Times New Roman" w:eastAsia="Times New Roman"/>
+          <w:i/>
+        </w:rPr>
+        <w:t>p</w:t>
+      </w:r>
+      <w:r>
+        <w:rPr>
+          <w:rFonts w:ascii="Times New Roman" w:hAnsi="Times New Roman" w:eastAsia="Times New Roman"/>
+          <w:i/>
+        </w:rPr>
+        <w:t>),</w:t>
+      </w:r>
+      <w:r>
+        <w:rPr>
+          <w:rFonts w:ascii="Times New Roman" w:hAnsi="Times New Roman"/>
+        </w:rPr>
+        <w:tab/>
+        <w:t>(7)</w:t>
+      </w:r>
+    </w:p>
+    <w:p>
+      <w:pPr>
+        <w:tabs>
+          <w:tab w:pos="4680" w:val="center"/>
+          <w:tab w:pos="9360" w:val="right"/>
+        </w:tabs>
+        <w:spacing w:line="360" w:lineRule="auto" w:after="120"/>
+      </w:pPr>
+      <w:r>
+        <w:tab/>
+      </w:r>
+      <w:r>
+        <w:rPr>
+          <w:rFonts w:ascii="Times New Roman" w:hAnsi="Times New Roman" w:eastAsia="Times New Roman"/>
+          <w:i/>
+        </w:rPr>
+        <w:t>V</w:t>
+      </w:r>
+      <w:r>
+        <w:rPr>
+          <w:rFonts w:ascii="Times New Roman" w:hAnsi="Times New Roman" w:eastAsia="Times New Roman"/>
+          <w:i/>
+          <w:vertAlign w:val="subscript"/>
+        </w:rPr>
+        <w:t>q</w:t>
+      </w:r>
+      <w:r>
+        <w:rPr>
+          <w:rFonts w:ascii="Times New Roman" w:hAnsi="Times New Roman" w:eastAsia="Times New Roman"/>
+          <w:i/>
+          <w:vertAlign w:val="superscript"/>
+        </w:rPr>
+        <w:t>q</w:t>
+      </w:r>
+      <w:r>
+        <w:rPr>
+          <w:rFonts w:ascii="Times New Roman" w:hAnsi="Times New Roman" w:eastAsia="Times New Roman"/>
+          <w:i/>
+        </w:rPr>
+        <w:t>(</w:t>
+      </w:r>
+      <w:r>
+        <w:rPr>
+          <w:rFonts w:ascii="Times New Roman" w:hAnsi="Times New Roman" w:eastAsia="Times New Roman"/>
+          <w:i/>
+        </w:rPr>
+        <w:t>S</w:t>
+      </w:r>
+      <w:r>
+        <w:rPr>
+          <w:rFonts w:ascii="Times New Roman" w:hAnsi="Times New Roman" w:eastAsia="Times New Roman"/>
+          <w:i/>
+        </w:rPr>
+        <w:t xml:space="preserve">, </w:t>
+      </w:r>
+      <w:r>
+        <w:rPr>
+          <w:rFonts w:ascii="Times New Roman" w:hAnsi="Times New Roman" w:eastAsia="Times New Roman"/>
+          <w:i/>
+        </w:rPr>
+        <w:t>p</w:t>
+      </w:r>
+      <w:r>
+        <w:rPr>
+          <w:rFonts w:ascii="Times New Roman" w:hAnsi="Times New Roman" w:eastAsia="Times New Roman"/>
+          <w:i/>
+          <w:vertAlign w:val="subscript"/>
+        </w:rPr>
+        <w:t>r</w:t>
+      </w:r>
+      <w:r>
+        <w:rPr>
+          <w:rFonts w:ascii="Times New Roman" w:hAnsi="Times New Roman" w:eastAsia="Times New Roman"/>
+          <w:i/>
+        </w:rPr>
+        <w:t>) = ρ [ γ + ln Σ</w:t>
+      </w:r>
+      <w:r>
+        <w:rPr>
+          <w:rFonts w:ascii="Times New Roman" w:hAnsi="Times New Roman" w:eastAsia="Times New Roman"/>
+          <w:i/>
+          <w:vertAlign w:val="subscript"/>
+        </w:rPr>
+        <w:t>a</w:t>
+      </w:r>
+      <w:r>
+        <w:rPr>
+          <w:rFonts w:ascii="Times New Roman" w:hAnsi="Times New Roman" w:eastAsia="Times New Roman"/>
+          <w:i/>
+        </w:rPr>
+        <w:t xml:space="preserve"> exp(</w:t>
+      </w:r>
+      <w:r>
+        <w:rPr>
+          <w:rFonts w:ascii="Times New Roman" w:hAnsi="Times New Roman" w:eastAsia="Times New Roman"/>
+          <w:i/>
+        </w:rPr>
+        <w:t>v</w:t>
+      </w:r>
+      <w:r>
+        <w:rPr>
+          <w:rFonts w:ascii="Times New Roman" w:hAnsi="Times New Roman" w:eastAsia="Times New Roman"/>
+          <w:i/>
+          <w:vertAlign w:val="subscript"/>
+        </w:rPr>
+        <w:t>q</w:t>
+      </w:r>
+      <w:r>
+        <w:rPr>
+          <w:rFonts w:ascii="Times New Roman" w:hAnsi="Times New Roman" w:eastAsia="Times New Roman"/>
+          <w:i/>
+        </w:rPr>
+        <w:t>(</w:t>
+      </w:r>
+      <w:r>
+        <w:rPr>
+          <w:rFonts w:ascii="Times New Roman" w:hAnsi="Times New Roman" w:eastAsia="Times New Roman"/>
+          <w:i/>
+        </w:rPr>
+        <w:t>a</w:t>
+      </w:r>
+      <w:r>
+        <w:rPr>
+          <w:rFonts w:ascii="Times New Roman" w:hAnsi="Times New Roman" w:eastAsia="Times New Roman"/>
+          <w:i/>
+        </w:rPr>
+        <w:t xml:space="preserve">)/ρ) ],    </w:t>
+      </w:r>
+      <w:r>
+        <w:rPr>
+          <w:rFonts w:ascii="Times New Roman" w:hAnsi="Times New Roman" w:eastAsia="Times New Roman"/>
+          <w:i/>
+        </w:rPr>
+        <w:t>V</w:t>
+      </w:r>
+      <w:r>
+        <w:rPr>
+          <w:rFonts w:ascii="Times New Roman" w:hAnsi="Times New Roman" w:eastAsia="Times New Roman"/>
+          <w:i/>
+          <w:vertAlign w:val="subscript"/>
+        </w:rPr>
+        <w:t>r</w:t>
+      </w:r>
+      <w:r>
+        <w:rPr>
+          <w:rFonts w:ascii="Times New Roman" w:hAnsi="Times New Roman" w:eastAsia="Times New Roman"/>
+          <w:i/>
+          <w:vertAlign w:val="superscript"/>
+        </w:rPr>
+        <w:t>q</w:t>
+      </w:r>
+      <w:r>
+        <w:rPr>
+          <w:rFonts w:ascii="Times New Roman" w:hAnsi="Times New Roman" w:eastAsia="Times New Roman"/>
+          <w:i/>
+        </w:rPr>
+        <w:t>(</w:t>
+      </w:r>
+      <w:r>
+        <w:rPr>
+          <w:rFonts w:ascii="Times New Roman" w:hAnsi="Times New Roman" w:eastAsia="Times New Roman"/>
+          <w:i/>
+        </w:rPr>
+        <w:t>S</w:t>
+      </w:r>
+      <w:r>
+        <w:rPr>
+          <w:rFonts w:ascii="Times New Roman" w:hAnsi="Times New Roman" w:eastAsia="Times New Roman"/>
+          <w:i/>
+        </w:rPr>
+        <w:t xml:space="preserve">, </w:t>
+      </w:r>
+      <w:r>
+        <w:rPr>
+          <w:rFonts w:ascii="Times New Roman" w:hAnsi="Times New Roman" w:eastAsia="Times New Roman"/>
+          <w:i/>
+        </w:rPr>
+        <w:t>p</w:t>
+      </w:r>
+      <w:r>
+        <w:rPr>
+          <w:rFonts w:ascii="Times New Roman" w:hAnsi="Times New Roman" w:eastAsia="Times New Roman"/>
+          <w:i/>
+          <w:vertAlign w:val="subscript"/>
+        </w:rPr>
+        <w:t>r</w:t>
+      </w:r>
+      <w:r>
+        <w:rPr>
+          <w:rFonts w:ascii="Times New Roman" w:hAnsi="Times New Roman" w:eastAsia="Times New Roman"/>
+          <w:i/>
+        </w:rPr>
+        <w:t>) = Σ</w:t>
+      </w:r>
+      <w:r>
+        <w:rPr>
+          <w:rFonts w:ascii="Times New Roman" w:hAnsi="Times New Roman" w:eastAsia="Times New Roman"/>
+          <w:i/>
+          <w:vertAlign w:val="subscript"/>
+        </w:rPr>
+        <w:t>a</w:t>
+      </w:r>
+      <w:r>
+        <w:rPr>
+          <w:rFonts w:ascii="Times New Roman" w:hAnsi="Times New Roman" w:eastAsia="Times New Roman"/>
+          <w:i/>
+        </w:rPr>
+        <w:t xml:space="preserve"> σ</w:t>
+      </w:r>
+      <w:r>
+        <w:rPr>
+          <w:rFonts w:ascii="Times New Roman" w:hAnsi="Times New Roman" w:eastAsia="Times New Roman"/>
+          <w:i/>
+          <w:vertAlign w:val="subscript"/>
+        </w:rPr>
+        <w:t>q</w:t>
+      </w:r>
+      <w:r>
+        <w:rPr>
+          <w:rFonts w:ascii="Times New Roman" w:hAnsi="Times New Roman" w:eastAsia="Times New Roman"/>
+          <w:i/>
+        </w:rPr>
+        <w:t>(</w:t>
+      </w:r>
+      <w:r>
+        <w:rPr>
+          <w:rFonts w:ascii="Times New Roman" w:hAnsi="Times New Roman" w:eastAsia="Times New Roman"/>
+          <w:i/>
+        </w:rPr>
+        <w:t>a</w:t>
+      </w:r>
+      <w:r>
+        <w:rPr>
+          <w:rFonts w:ascii="Times New Roman" w:hAnsi="Times New Roman" w:eastAsia="Times New Roman"/>
+          <w:i/>
+        </w:rPr>
+        <w:t xml:space="preserve"> | </w:t>
+      </w:r>
+      <w:r>
+        <w:rPr>
+          <w:rFonts w:ascii="Times New Roman" w:hAnsi="Times New Roman" w:eastAsia="Times New Roman"/>
+          <w:i/>
+        </w:rPr>
+        <w:t>S</w:t>
+      </w:r>
+      <w:r>
+        <w:rPr>
+          <w:rFonts w:ascii="Times New Roman" w:hAnsi="Times New Roman" w:eastAsia="Times New Roman"/>
+          <w:i/>
+        </w:rPr>
+        <w:t xml:space="preserve">, </w:t>
+      </w:r>
+      <w:r>
+        <w:rPr>
+          <w:rFonts w:ascii="Times New Roman" w:hAnsi="Times New Roman" w:eastAsia="Times New Roman"/>
+          <w:i/>
+        </w:rPr>
+        <w:t>p</w:t>
+      </w:r>
+      <w:r>
+        <w:rPr>
+          <w:rFonts w:ascii="Times New Roman" w:hAnsi="Times New Roman" w:eastAsia="Times New Roman"/>
+          <w:i/>
+          <w:vertAlign w:val="subscript"/>
+        </w:rPr>
+        <w:t>r</w:t>
+      </w:r>
+      <w:r>
+        <w:rPr>
+          <w:rFonts w:ascii="Times New Roman" w:hAnsi="Times New Roman" w:eastAsia="Times New Roman"/>
+          <w:i/>
+        </w:rPr>
+        <w:t>) [ Π</w:t>
+      </w:r>
+      <w:r>
+        <w:rPr>
+          <w:rFonts w:ascii="Times New Roman" w:hAnsi="Times New Roman" w:eastAsia="Times New Roman"/>
+          <w:i/>
+          <w:vertAlign w:val="subscript"/>
+        </w:rPr>
+        <w:t>r</w:t>
+      </w:r>
+      <w:r>
+        <w:rPr>
+          <w:rFonts w:ascii="Times New Roman" w:hAnsi="Times New Roman" w:eastAsia="Times New Roman"/>
+          <w:i/>
+        </w:rPr>
+        <w:t>(</w:t>
+      </w:r>
+      <w:r>
+        <w:rPr>
+          <w:rFonts w:ascii="Times New Roman" w:hAnsi="Times New Roman" w:eastAsia="Times New Roman"/>
+          <w:i/>
+        </w:rPr>
+        <w:t>m</w:t>
+      </w:r>
+      <w:r>
+        <w:rPr>
+          <w:rFonts w:ascii="Times New Roman" w:hAnsi="Times New Roman" w:eastAsia="Times New Roman"/>
+          <w:i/>
+        </w:rPr>
+        <w:t xml:space="preserve">, </w:t>
+      </w:r>
+      <w:r>
+        <w:rPr>
+          <w:rFonts w:ascii="Times New Roman" w:hAnsi="Times New Roman" w:eastAsia="Times New Roman"/>
+          <w:i/>
+        </w:rPr>
+        <w:t>p</w:t>
+      </w:r>
+      <w:r>
+        <w:rPr>
+          <w:rFonts w:ascii="Times New Roman" w:hAnsi="Times New Roman" w:eastAsia="Times New Roman"/>
+          <w:i/>
+        </w:rPr>
+        <w:t xml:space="preserve">, </w:t>
+      </w:r>
+      <w:r>
+        <w:rPr>
+          <w:rFonts w:ascii="Times New Roman" w:hAnsi="Times New Roman" w:eastAsia="Times New Roman"/>
+          <w:i/>
+        </w:rPr>
+        <w:t>p</w:t>
+      </w:r>
+      <w:r>
+        <w:rPr>
+          <w:rFonts w:ascii="Times New Roman" w:hAnsi="Times New Roman" w:eastAsia="Times New Roman"/>
+          <w:i/>
+          <w:vertAlign w:val="subscript"/>
+        </w:rPr>
+        <w:t>r</w:t>
+      </w:r>
+      <w:r>
+        <w:rPr>
+          <w:rFonts w:ascii="Times New Roman" w:hAnsi="Times New Roman" w:eastAsia="Times New Roman"/>
+          <w:i/>
+        </w:rPr>
+        <w:t>) + β Σ</w:t>
+      </w:r>
+      <w:r>
+        <w:rPr>
+          <w:rFonts w:ascii="Times New Roman" w:hAnsi="Times New Roman" w:eastAsia="Times New Roman"/>
+          <w:i/>
+          <w:vertAlign w:val="subscript"/>
+        </w:rPr>
+        <w:t>λ′</w:t>
+      </w:r>
+      <w:r>
+        <w:rPr>
+          <w:rFonts w:ascii="Times New Roman" w:hAnsi="Times New Roman" w:eastAsia="Times New Roman"/>
+          <w:i/>
+        </w:rPr>
+        <w:t xml:space="preserve"> </w:t>
+      </w:r>
+      <w:r>
+        <w:rPr>
+          <w:rFonts w:ascii="Times New Roman" w:hAnsi="Times New Roman" w:eastAsia="Times New Roman"/>
+          <w:i/>
+        </w:rPr>
+        <w:t>P</w:t>
+      </w:r>
+      <w:r>
+        <w:rPr>
+          <w:rFonts w:ascii="Times New Roman" w:hAnsi="Times New Roman" w:eastAsia="Times New Roman"/>
+          <w:i/>
+          <w:vertAlign w:val="subscript"/>
+        </w:rPr>
+        <w:t>λ</w:t>
+      </w:r>
+      <w:r>
+        <w:rPr>
+          <w:rFonts w:ascii="Times New Roman" w:hAnsi="Times New Roman" w:eastAsia="Times New Roman"/>
+          <w:i/>
+        </w:rPr>
+        <w:t xml:space="preserve">(λ′ | λ) </w:t>
+      </w:r>
+      <w:r>
+        <w:rPr>
+          <w:rFonts w:ascii="Times New Roman" w:hAnsi="Times New Roman" w:eastAsia="Times New Roman"/>
+          <w:i/>
+        </w:rPr>
+        <w:t>V</w:t>
+      </w:r>
+      <w:r>
+        <w:rPr>
+          <w:rFonts w:ascii="Times New Roman" w:hAnsi="Times New Roman" w:eastAsia="Times New Roman"/>
+          <w:i/>
+          <w:vertAlign w:val="subscript"/>
+        </w:rPr>
+        <w:t>r</w:t>
+      </w:r>
+      <w:r>
+        <w:rPr>
+          <w:rFonts w:ascii="Times New Roman" w:hAnsi="Times New Roman" w:eastAsia="Times New Roman"/>
+          <w:i/>
+          <w:vertAlign w:val="superscript"/>
+        </w:rPr>
+        <w:t>r</w:t>
+      </w:r>
+      <w:r>
+        <w:rPr>
+          <w:rFonts w:ascii="Times New Roman" w:hAnsi="Times New Roman" w:eastAsia="Times New Roman"/>
+          <w:i/>
+        </w:rPr>
+        <w:t>(</w:t>
+      </w:r>
+      <w:r>
+        <w:rPr>
+          <w:rFonts w:ascii="Times New Roman" w:hAnsi="Times New Roman" w:eastAsia="Times New Roman"/>
+          <w:i/>
+        </w:rPr>
+        <w:t>m</w:t>
+      </w:r>
+      <w:r>
+        <w:rPr>
+          <w:rFonts w:ascii="Times New Roman" w:hAnsi="Times New Roman" w:eastAsia="Times New Roman"/>
+          <w:i/>
+        </w:rPr>
+        <w:t xml:space="preserve">′, λ′, </w:t>
+      </w:r>
+      <w:r>
+        <w:rPr>
+          <w:rFonts w:ascii="Times New Roman" w:hAnsi="Times New Roman" w:eastAsia="Times New Roman"/>
+          <w:i/>
+        </w:rPr>
+        <w:t>p</w:t>
+      </w:r>
+      <w:r>
+        <w:rPr>
+          <w:rFonts w:ascii="Times New Roman" w:hAnsi="Times New Roman" w:eastAsia="Times New Roman"/>
+          <w:i/>
+        </w:rPr>
+        <w:t>) ],</w:t>
+      </w:r>
+      <w:r>
+        <w:rPr>
+          <w:rFonts w:ascii="Times New Roman" w:hAnsi="Times New Roman"/>
+        </w:rPr>
+        <w:tab/>
+        <w:t>(8)</w:t>
+      </w:r>
+    </w:p>
+    <w:p>
+      <w:pPr>
+        <w:spacing w:line="480" w:lineRule="auto" w:after="0"/>
+        <w:ind w:firstLine="720"/>
+        <w:jc w:val="left"/>
+      </w:pPr>
+      <w:r>
+        <w:rPr>
+          <w:rFonts w:ascii="Times New Roman" w:hAnsi="Times New Roman" w:eastAsia="Times New Roman"/>
+        </w:rPr>
+        <w:t xml:space="preserve">where </w:t>
+      </w:r>
+      <w:r>
+        <w:rPr>
+          <w:rFonts w:ascii="Times New Roman" w:hAnsi="Times New Roman" w:eastAsia="Times New Roman"/>
+          <w:i/>
+        </w:rPr>
+        <w:t>V</w:t>
+      </w:r>
+      <w:r>
+        <w:rPr>
+          <w:rFonts w:ascii="Times New Roman" w:hAnsi="Times New Roman" w:eastAsia="Times New Roman"/>
+          <w:vertAlign w:val="subscript"/>
+        </w:rPr>
+        <w:t>i</w:t>
+      </w:r>
+      <w:r>
+        <w:rPr>
+          <w:rFonts w:ascii="Times New Roman" w:hAnsi="Times New Roman" w:eastAsia="Times New Roman"/>
+          <w:vertAlign w:val="superscript"/>
+        </w:rPr>
+        <w:t>s</w:t>
+      </w:r>
+      <w:r>
+        <w:rPr>
+          <w:rFonts w:ascii="Times New Roman" w:hAnsi="Times New Roman" w:eastAsia="Times New Roman"/>
+        </w:rPr>
+        <w:t xml:space="preserve"> is the value to firm </w:t>
+      </w:r>
+      <w:r>
+        <w:rPr>
+          <w:rFonts w:ascii="Times New Roman" w:hAnsi="Times New Roman" w:eastAsia="Times New Roman"/>
+          <w:i/>
+        </w:rPr>
+        <w:t>i</w:t>
+      </w:r>
+      <w:r>
+        <w:rPr>
+          <w:rFonts w:ascii="Times New Roman" w:hAnsi="Times New Roman" w:eastAsia="Times New Roman"/>
+        </w:rPr>
+        <w:t xml:space="preserve"> when firm </w:t>
+      </w:r>
+      <w:r>
+        <w:rPr>
+          <w:rFonts w:ascii="Times New Roman" w:hAnsi="Times New Roman" w:eastAsia="Times New Roman"/>
+          <w:i/>
+        </w:rPr>
+        <w:t>s</w:t>
+      </w:r>
+      <w:r>
+        <w:rPr>
+          <w:rFonts w:ascii="Times New Roman" w:hAnsi="Times New Roman" w:eastAsia="Times New Roman"/>
+        </w:rPr>
+        <w:t xml:space="preserve"> is about to move and </w:t>
+      </w:r>
+      <w:r>
+        <w:rPr>
+          <w:rFonts w:ascii="Times New Roman" w:hAnsi="Times New Roman" w:eastAsia="Times New Roman"/>
+          <w:i/>
+        </w:rPr>
+        <w:t>m</w:t>
+      </w:r>
+      <w:r>
+        <w:rPr>
+          <w:rFonts w:ascii="Times New Roman" w:hAnsi="Times New Roman" w:eastAsia="Times New Roman"/>
+        </w:rPr>
+        <w:t>′ reflects the mover’s capacity action. Two features of this protocol matter for interpretation. Prices are now committed, which softens competition by itself, and each firm adjusts capacity only every second period, which changes the pace of investment. We do not separate these effects.</w:t>
+      </w:r>
+    </w:p>
+    <w:p>
+      <w:pPr>
+        <w:spacing w:line="480" w:lineRule="auto" w:after="0"/>
+        <w:ind w:firstLine="720"/>
+        <w:jc w:val="left"/>
+      </w:pPr>
+      <w:r>
+        <w:rPr>
+          <w:rFonts w:ascii="Times New Roman" w:hAnsi="Times New Roman" w:eastAsia="Times New Roman"/>
+        </w:rPr>
+        <w:t>The equilibrium operator in (7) and (8) is not a contraction, and plain value iteration converges to a unique outcome only for large payoff noise. At ρ = 2 it converges, to the same outcome, from all nine starting points we tried; for smaller ρ it cycles. We therefore use two routes. For the fixed-capacity analysis, the game has only 96 unknowns, and we track the equilibrium from ρ = 4 down to ρ = 0.1 by Newton continuation. For the joint game with capacity, we report ρ = 2 and compare it with simultaneous pricing at the same ρ and the same eight-point price grid (0.4 to 1.5).</w:t>
+      </w:r>
+    </w:p>
+    <w:p>
+      <w:pPr>
+        <w:keepNext/>
+        <w:spacing w:line="480" w:lineRule="auto"/>
+      </w:pPr>
+      <w:r>
+        <w:rPr>
+          <w:rFonts w:ascii="Times New Roman" w:hAnsi="Times New Roman" w:eastAsia="Times New Roman"/>
+          <w:b/>
+          <w:i/>
+        </w:rPr>
+        <w:t>7.2 Fixed capacities: Edgeworth cycles</w:t>
+      </w:r>
+    </w:p>
+    <w:p>
+      <w:pPr>
+        <w:spacing w:line="480" w:lineRule="auto" w:after="0"/>
+        <w:ind w:firstLine="720"/>
+        <w:jc w:val="left"/>
+      </w:pPr>
+      <w:r>
+        <w:rPr>
+          <w:rFonts w:ascii="Times New Roman" w:hAnsi="Times New Roman" w:eastAsia="Times New Roman"/>
+        </w:rPr>
+        <w:t>Holding capacities fixed isolates the pricing dynamics. Figure 3 plots the equilibrium path in which each mover plays its most likely price, at ρ = 0.1, with the demand regime held fixed. With scarce capacity (one node each) and medium demand, both firms post the reservation price in every period, as in Proposition 2. With ample capacity (three nodes each) and medium demand, the path is an Edgeworth cycle. The firms undercut each other one grid step at a time, from 1.50 down to 0.87; then one firm undercuts to the floor price of 0.40, and the rival restores the price to 1.50, after which undercutting resumes. The cycle lasts six moves. With ample capacity and high demand, both firms stay at the floor price and no cycle appears. We have no closed-form account of why the cycle disappears at high demand, and we report it as a numerical finding.</w:t>
+      </w:r>
+    </w:p>
+    <w:p>
+      <w:pPr>
+        <w:jc w:val="center"/>
+      </w:pPr>
+      <w:r>
+        <w:drawing>
+          <wp:inline xmlns:a="http://schemas.openxmlformats.org/drawingml/2006/main" xmlns:pic="http://schemas.openxmlformats.org/drawingml/2006/picture">
+            <wp:extent cx="5943600" cy="1744910"/>
+            <wp:docPr id="3" name="Picture 3"/>
+            <wp:cNvGraphicFramePr>
+              <a:graphicFrameLocks noChangeAspect="1"/>
+            </wp:cNvGraphicFramePr>
+            <a:graphic>
+              <a:graphicData uri="http://schemas.openxmlformats.org/drawingml/2006/picture">
+                <pic:pic>
+                  <pic:nvPicPr>
+                    <pic:cNvPr id="0" name="edgeworth_cycle.png"/>
+                    <pic:cNvPicPr/>
+                  </pic:nvPicPr>
+                  <pic:blipFill>
+                    <a:blip r:embed="rId12"/>
+                    <a:stretch>
+                      <a:fillRect/>
+                    </a:stretch>
+                  </pic:blipFill>
+                  <pic:spPr>
+                    <a:xfrm>
+                      <a:off x="0" y="0"/>
+                      <a:ext cx="5943600" cy="1744910"/>
+                    </a:xfrm>
+                    <a:prstGeom prst="rect"/>
+                  </pic:spPr>
+                </pic:pic>
+              </a:graphicData>
+            </a:graphic>
+          </wp:inline>
+        </w:drawing>
+      </w:r>
+    </w:p>
+    <w:p>
+      <w:pPr>
+        <w:keepNext/>
+        <w:spacing w:after="80"/>
+      </w:pPr>
+      <w:r>
+        <w:rPr>
+          <w:rFonts w:ascii="Times New Roman" w:hAnsi="Times New Roman" w:eastAsia="Times New Roman"/>
+          <w:b/>
+          <w:sz w:val="22"/>
+        </w:rPr>
+        <w:t>Figure 3.</w:t>
+      </w:r>
+      <w:r>
+        <w:rPr>
+          <w:rFonts w:ascii="Times New Roman" w:hAnsi="Times New Roman" w:eastAsia="Times New Roman"/>
+          <w:sz w:val="22"/>
+        </w:rPr>
+        <w:t xml:space="preserve"> Equilibrium price paths under alternating moves at fixed capacities, ρ = 0.1. Each firm’s price stays in force until its next move. Demand regime is held fixed.</w:t>
+      </w:r>
+    </w:p>
+    <w:p>
+      <w:pPr>
+        <w:keepNext/>
+        <w:spacing w:after="80"/>
+      </w:pPr>
+      <w:r>
+        <w:rPr>
+          <w:rFonts w:ascii="Times New Roman" w:hAnsi="Times New Roman" w:eastAsia="Times New Roman"/>
+          <w:b/>
+          <w:sz w:val="22"/>
+        </w:rPr>
+        <w:t>Table 6.</w:t>
+      </w:r>
+      <w:r>
+        <w:rPr>
+          <w:rFonts w:ascii="Times New Roman" w:hAnsi="Times New Roman" w:eastAsia="Times New Roman"/>
+          <w:sz w:val="22"/>
+        </w:rPr>
+        <w:t xml:space="preserve"> Dynamic (alternating-move) versus simultaneous-move pricing at fixed capacities.</w:t>
+      </w:r>
+    </w:p>
+    <w:tbl>
+      <w:tblPr>
+        <w:tblW w:type="auto" w:w="0"/>
+        <w:jc w:val="center"/>
+        <w:tblLayout w:type="fixed"/>
+        <w:tblLook w:firstColumn="1" w:firstRow="1" w:lastColumn="0" w:lastRow="0" w:noHBand="0" w:noVBand="1" w:val="04A0"/>
+      </w:tblPr>
+      <w:tblGrid>
+        <w:gridCol w:w="1170"/>
+        <w:gridCol w:w="1170"/>
+        <w:gridCol w:w="1170"/>
+        <w:gridCol w:w="1170"/>
+        <w:gridCol w:w="1170"/>
+        <w:gridCol w:w="1170"/>
+        <w:gridCol w:w="1170"/>
+        <w:gridCol w:w="1170"/>
+      </w:tblGrid>
+      <w:tr>
+        <w:tc>
+          <w:tcPr>
+            <w:tcW w:type="dxa" w:w="1440"/>
+            <w:tcBorders>
+              <w:top w:val="single" w:sz="8" w:space="0" w:color="000000"/>
+              <w:bottom w:val="single" w:sz="8" w:space="0" w:color="000000"/>
+            </w:tcBorders>
+          </w:tcPr>
+          <w:p>
+            <w:pPr>
+              <w:jc w:val="left"/>
+            </w:pPr>
+            <w:r/>
+            <w:r>
+              <w:rPr>
+                <w:rFonts w:ascii="Times New Roman" w:hAnsi="Times New Roman" w:eastAsia="Times New Roman"/>
+                <w:b/>
+                <w:sz w:val="16"/>
+              </w:rPr>
+              <w:t>Nodes (</w:t>
+            </w:r>
+            <w:r>
+              <w:rPr>
+                <w:rFonts w:ascii="Times New Roman" w:hAnsi="Times New Roman" w:eastAsia="Times New Roman"/>
+                <w:b/>
+                <w:i/>
+                <w:sz w:val="16"/>
+              </w:rPr>
+              <w:t>m</w:t>
+            </w:r>
+            <w:r>
+              <w:rPr>
+                <w:rFonts w:ascii="Times New Roman" w:hAnsi="Times New Roman" w:eastAsia="Times New Roman"/>
+                <w:b/>
+                <w:sz w:val="16"/>
+                <w:vertAlign w:val="subscript"/>
+              </w:rPr>
+              <w:t>A</w:t>
+            </w:r>
+            <w:r>
+              <w:rPr>
+                <w:rFonts w:ascii="Times New Roman" w:hAnsi="Times New Roman" w:eastAsia="Times New Roman"/>
+                <w:b/>
+                <w:sz w:val="16"/>
+              </w:rPr>
+              <w:t xml:space="preserve">, </w:t>
+            </w:r>
+            <w:r>
+              <w:rPr>
+                <w:rFonts w:ascii="Times New Roman" w:hAnsi="Times New Roman" w:eastAsia="Times New Roman"/>
+                <w:b/>
+                <w:i/>
+                <w:sz w:val="16"/>
+              </w:rPr>
+              <w:t>m</w:t>
+            </w:r>
+            <w:r>
+              <w:rPr>
+                <w:rFonts w:ascii="Times New Roman" w:hAnsi="Times New Roman" w:eastAsia="Times New Roman"/>
+                <w:b/>
+                <w:sz w:val="16"/>
+                <w:vertAlign w:val="subscript"/>
+              </w:rPr>
+              <w:t>B</w:t>
+            </w:r>
+            <w:r>
+              <w:rPr>
+                <w:rFonts w:ascii="Times New Roman" w:hAnsi="Times New Roman" w:eastAsia="Times New Roman"/>
+                <w:b/>
+                <w:sz w:val="16"/>
+              </w:rPr>
+              <w:t>)</w:t>
+            </w:r>
+          </w:p>
+        </w:tc>
+        <w:tc>
+          <w:tcPr>
+            <w:tcW w:type="dxa" w:w="576"/>
+            <w:tcBorders>
+              <w:top w:val="single" w:sz="8" w:space="0" w:color="000000"/>
+              <w:bottom w:val="single" w:sz="8" w:space="0" w:color="000000"/>
+            </w:tcBorders>
+          </w:tcPr>
+          <w:p>
+            <w:pPr>
+              <w:jc w:val="center"/>
+            </w:pPr>
+            <w:r/>
+            <w:r>
+              <w:rPr>
+                <w:rFonts w:ascii="Times New Roman" w:hAnsi="Times New Roman" w:eastAsia="Times New Roman"/>
+                <w:b/>
+                <w:sz w:val="16"/>
+              </w:rPr>
+              <w:t>ρ</w:t>
+            </w:r>
+          </w:p>
+        </w:tc>
+        <w:tc>
+          <w:tcPr>
+            <w:tcW w:type="dxa" w:w="1152"/>
+            <w:tcBorders>
+              <w:top w:val="single" w:sz="8" w:space="0" w:color="000000"/>
+              <w:bottom w:val="single" w:sz="8" w:space="0" w:color="000000"/>
+            </w:tcBorders>
+          </w:tcPr>
+          <w:p>
+            <w:pPr>
+              <w:jc w:val="center"/>
+            </w:pPr>
+            <w:r/>
+            <w:r>
+              <w:rPr>
+                <w:rFonts w:ascii="Times New Roman" w:hAnsi="Times New Roman" w:eastAsia="Times New Roman"/>
+                <w:b/>
+                <w:sz w:val="16"/>
+              </w:rPr>
+              <w:t>Avg. price: dynamic</w:t>
+            </w:r>
+          </w:p>
+        </w:tc>
+        <w:tc>
+          <w:tcPr>
+            <w:tcW w:type="dxa" w:w="1152"/>
+            <w:tcBorders>
+              <w:top w:val="single" w:sz="8" w:space="0" w:color="000000"/>
+              <w:bottom w:val="single" w:sz="8" w:space="0" w:color="000000"/>
+            </w:tcBorders>
+          </w:tcPr>
+          <w:p>
+            <w:pPr>
+              <w:jc w:val="center"/>
+            </w:pPr>
+            <w:r/>
+            <w:r>
+              <w:rPr>
+                <w:rFonts w:ascii="Times New Roman" w:hAnsi="Times New Roman" w:eastAsia="Times New Roman"/>
+                <w:b/>
+                <w:sz w:val="16"/>
+              </w:rPr>
+              <w:t>Avg. price: simult.</w:t>
+            </w:r>
+          </w:p>
+        </w:tc>
+        <w:tc>
+          <w:tcPr>
+            <w:tcW w:type="dxa" w:w="1080"/>
+            <w:tcBorders>
+              <w:top w:val="single" w:sz="8" w:space="0" w:color="000000"/>
+              <w:bottom w:val="single" w:sz="8" w:space="0" w:color="000000"/>
+            </w:tcBorders>
+          </w:tcPr>
+          <w:p>
+            <w:pPr>
+              <w:jc w:val="center"/>
+            </w:pPr>
+            <w:r/>
+            <w:r>
+              <w:rPr>
+                <w:rFonts w:ascii="Times New Roman" w:hAnsi="Times New Roman" w:eastAsia="Times New Roman"/>
+                <w:b/>
+                <w:sz w:val="16"/>
+              </w:rPr>
+              <w:t>Profit: dynamic</w:t>
+            </w:r>
+          </w:p>
+        </w:tc>
+        <w:tc>
+          <w:tcPr>
+            <w:tcW w:type="dxa" w:w="1080"/>
+            <w:tcBorders>
+              <w:top w:val="single" w:sz="8" w:space="0" w:color="000000"/>
+              <w:bottom w:val="single" w:sz="8" w:space="0" w:color="000000"/>
+            </w:tcBorders>
+          </w:tcPr>
+          <w:p>
+            <w:pPr>
+              <w:jc w:val="center"/>
+            </w:pPr>
+            <w:r/>
+            <w:r>
+              <w:rPr>
+                <w:rFonts w:ascii="Times New Roman" w:hAnsi="Times New Roman" w:eastAsia="Times New Roman"/>
+                <w:b/>
+                <w:sz w:val="16"/>
+              </w:rPr>
+              <w:t>Profit: simult.</w:t>
+            </w:r>
+          </w:p>
+        </w:tc>
+        <w:tc>
+          <w:tcPr>
+            <w:tcW w:type="dxa" w:w="1224"/>
+            <w:tcBorders>
+              <w:top w:val="single" w:sz="8" w:space="0" w:color="000000"/>
+              <w:bottom w:val="single" w:sz="8" w:space="0" w:color="000000"/>
+            </w:tcBorders>
+          </w:tcPr>
+          <w:p>
+            <w:pPr>
+              <w:jc w:val="center"/>
+            </w:pPr>
+            <w:r/>
+            <w:r>
+              <w:rPr>
+                <w:rFonts w:ascii="Times New Roman" w:hAnsi="Times New Roman" w:eastAsia="Times New Roman"/>
+                <w:b/>
+                <w:sz w:val="16"/>
+              </w:rPr>
+              <w:t>Cons. surplus: dynamic</w:t>
+            </w:r>
+          </w:p>
+        </w:tc>
+        <w:tc>
+          <w:tcPr>
+            <w:tcW w:type="dxa" w:w="1224"/>
+            <w:tcBorders>
+              <w:top w:val="single" w:sz="8" w:space="0" w:color="000000"/>
+              <w:bottom w:val="single" w:sz="8" w:space="0" w:color="000000"/>
+            </w:tcBorders>
+          </w:tcPr>
+          <w:p>
+            <w:pPr>
+              <w:jc w:val="center"/>
+            </w:pPr>
+            <w:r/>
+            <w:r>
+              <w:rPr>
+                <w:rFonts w:ascii="Times New Roman" w:hAnsi="Times New Roman" w:eastAsia="Times New Roman"/>
+                <w:b/>
+                <w:sz w:val="16"/>
+              </w:rPr>
+              <w:t>Cons. surplus: simult.</w:t>
+            </w:r>
+          </w:p>
+        </w:tc>
+      </w:tr>
+      <w:tr>
+        <w:tc>
+          <w:tcPr>
+            <w:tcW w:type="dxa" w:w="1440"/>
+          </w:tcPr>
+          <w:p>
+            <w:pPr>
+              <w:jc w:val="left"/>
+            </w:pPr>
+            <w:r/>
+            <w:r>
+              <w:rPr>
+                <w:rFonts w:ascii="Times New Roman" w:hAnsi="Times New Roman" w:eastAsia="Times New Roman"/>
+                <w:sz w:val="16"/>
+              </w:rPr>
+              <w:t>(1, 1)</w:t>
+            </w:r>
+          </w:p>
+        </w:tc>
+        <w:tc>
+          <w:tcPr>
+            <w:tcW w:type="dxa" w:w="576"/>
+          </w:tcPr>
+          <w:p>
+            <w:pPr>
+              <w:jc w:val="center"/>
+            </w:pPr>
+            <w:r/>
+            <w:r>
+              <w:rPr>
+                <w:rFonts w:ascii="Times New Roman" w:hAnsi="Times New Roman" w:eastAsia="Times New Roman"/>
+                <w:sz w:val="16"/>
+              </w:rPr>
+              <w:t>1.0</w:t>
+            </w:r>
+          </w:p>
+        </w:tc>
+        <w:tc>
+          <w:tcPr>
+            <w:tcW w:type="dxa" w:w="1152"/>
+          </w:tcPr>
+          <w:p>
+            <w:pPr>
+              <w:jc w:val="center"/>
+            </w:pPr>
+            <w:r/>
+            <w:r>
+              <w:rPr>
+                <w:rFonts w:ascii="Times New Roman" w:hAnsi="Times New Roman" w:eastAsia="Times New Roman"/>
+                <w:sz w:val="16"/>
+              </w:rPr>
+              <w:t>1.41</w:t>
+            </w:r>
+          </w:p>
+        </w:tc>
+        <w:tc>
+          <w:tcPr>
+            <w:tcW w:type="dxa" w:w="1152"/>
+          </w:tcPr>
+          <w:p>
+            <w:pPr>
+              <w:jc w:val="center"/>
+            </w:pPr>
+            <w:r/>
+            <w:r>
+              <w:rPr>
+                <w:rFonts w:ascii="Times New Roman" w:hAnsi="Times New Roman" w:eastAsia="Times New Roman"/>
+                <w:sz w:val="16"/>
+              </w:rPr>
+              <w:t>1.35</w:t>
+            </w:r>
+          </w:p>
+        </w:tc>
+        <w:tc>
+          <w:tcPr>
+            <w:tcW w:type="dxa" w:w="1080"/>
+          </w:tcPr>
+          <w:p>
+            <w:pPr>
+              <w:jc w:val="center"/>
+            </w:pPr>
+            <w:r/>
+            <w:r>
+              <w:rPr>
+                <w:rFonts w:ascii="Times New Roman" w:hAnsi="Times New Roman" w:eastAsia="Times New Roman"/>
+                <w:sz w:val="16"/>
+              </w:rPr>
+              <w:t>18.02</w:t>
+            </w:r>
+          </w:p>
+        </w:tc>
+        <w:tc>
+          <w:tcPr>
+            <w:tcW w:type="dxa" w:w="1080"/>
+          </w:tcPr>
+          <w:p>
+            <w:pPr>
+              <w:jc w:val="center"/>
+            </w:pPr>
+            <w:r/>
+            <w:r>
+              <w:rPr>
+                <w:rFonts w:ascii="Times New Roman" w:hAnsi="Times New Roman" w:eastAsia="Times New Roman"/>
+                <w:sz w:val="16"/>
+              </w:rPr>
+              <w:t>16.77</w:t>
+            </w:r>
+          </w:p>
+        </w:tc>
+        <w:tc>
+          <w:tcPr>
+            <w:tcW w:type="dxa" w:w="1224"/>
+          </w:tcPr>
+          <w:p>
+            <w:pPr>
+              <w:jc w:val="center"/>
+            </w:pPr>
+            <w:r/>
+            <w:r>
+              <w:rPr>
+                <w:rFonts w:ascii="Times New Roman" w:hAnsi="Times New Roman" w:eastAsia="Times New Roman"/>
+                <w:sz w:val="16"/>
+              </w:rPr>
+              <w:t>1.87</w:t>
+            </w:r>
+          </w:p>
+        </w:tc>
+        <w:tc>
+          <w:tcPr>
+            <w:tcW w:type="dxa" w:w="1224"/>
+          </w:tcPr>
+          <w:p>
+            <w:pPr>
+              <w:jc w:val="center"/>
+            </w:pPr>
+            <w:r/>
+            <w:r>
+              <w:rPr>
+                <w:rFonts w:ascii="Times New Roman" w:hAnsi="Times New Roman" w:eastAsia="Times New Roman"/>
+                <w:sz w:val="16"/>
+              </w:rPr>
+              <w:t>3.16</w:t>
+            </w:r>
+          </w:p>
+        </w:tc>
+      </w:tr>
+      <w:tr>
+        <w:tc>
+          <w:tcPr>
+            <w:tcW w:type="dxa" w:w="1440"/>
+          </w:tcPr>
+          <w:p>
+            <w:pPr>
+              <w:jc w:val="left"/>
+            </w:pPr>
+            <w:r/>
+            <w:r>
+              <w:rPr>
+                <w:rFonts w:ascii="Times New Roman" w:hAnsi="Times New Roman" w:eastAsia="Times New Roman"/>
+                <w:sz w:val="16"/>
+              </w:rPr>
+              <w:t>(2, 2)</w:t>
+            </w:r>
+          </w:p>
+        </w:tc>
+        <w:tc>
+          <w:tcPr>
+            <w:tcW w:type="dxa" w:w="576"/>
+          </w:tcPr>
+          <w:p>
+            <w:pPr>
+              <w:jc w:val="center"/>
+            </w:pPr>
+            <w:r/>
+            <w:r>
+              <w:rPr>
+                <w:rFonts w:ascii="Times New Roman" w:hAnsi="Times New Roman" w:eastAsia="Times New Roman"/>
+                <w:sz w:val="16"/>
+              </w:rPr>
+              <w:t>1.0</w:t>
+            </w:r>
+          </w:p>
+        </w:tc>
+        <w:tc>
+          <w:tcPr>
+            <w:tcW w:type="dxa" w:w="1152"/>
+          </w:tcPr>
+          <w:p>
+            <w:pPr>
+              <w:jc w:val="center"/>
+            </w:pPr>
+            <w:r/>
+            <w:r>
+              <w:rPr>
+                <w:rFonts w:ascii="Times New Roman" w:hAnsi="Times New Roman" w:eastAsia="Times New Roman"/>
+                <w:sz w:val="16"/>
+              </w:rPr>
+              <w:t>1.27</w:t>
+            </w:r>
+          </w:p>
+        </w:tc>
+        <w:tc>
+          <w:tcPr>
+            <w:tcW w:type="dxa" w:w="1152"/>
+          </w:tcPr>
+          <w:p>
+            <w:pPr>
+              <w:jc w:val="center"/>
+            </w:pPr>
+            <w:r/>
+            <w:r>
+              <w:rPr>
+                <w:rFonts w:ascii="Times New Roman" w:hAnsi="Times New Roman" w:eastAsia="Times New Roman"/>
+                <w:sz w:val="16"/>
+              </w:rPr>
+              <w:t>0.92</w:t>
+            </w:r>
+          </w:p>
+        </w:tc>
+        <w:tc>
+          <w:tcPr>
+            <w:tcW w:type="dxa" w:w="1080"/>
+          </w:tcPr>
+          <w:p>
+            <w:pPr>
+              <w:jc w:val="center"/>
+            </w:pPr>
+            <w:r/>
+            <w:r>
+              <w:rPr>
+                <w:rFonts w:ascii="Times New Roman" w:hAnsi="Times New Roman" w:eastAsia="Times New Roman"/>
+                <w:sz w:val="16"/>
+              </w:rPr>
+              <w:t>16.23</w:t>
+            </w:r>
+          </w:p>
+        </w:tc>
+        <w:tc>
+          <w:tcPr>
+            <w:tcW w:type="dxa" w:w="1080"/>
+          </w:tcPr>
+          <w:p>
+            <w:pPr>
+              <w:jc w:val="center"/>
+            </w:pPr>
+            <w:r/>
+            <w:r>
+              <w:rPr>
+                <w:rFonts w:ascii="Times New Roman" w:hAnsi="Times New Roman" w:eastAsia="Times New Roman"/>
+                <w:sz w:val="16"/>
+              </w:rPr>
+              <w:t>6.90</w:t>
+            </w:r>
+          </w:p>
+        </w:tc>
+        <w:tc>
+          <w:tcPr>
+            <w:tcW w:type="dxa" w:w="1224"/>
+          </w:tcPr>
+          <w:p>
+            <w:pPr>
+              <w:jc w:val="center"/>
+            </w:pPr>
+            <w:r/>
+            <w:r>
+              <w:rPr>
+                <w:rFonts w:ascii="Times New Roman" w:hAnsi="Times New Roman" w:eastAsia="Times New Roman"/>
+                <w:sz w:val="16"/>
+              </w:rPr>
+              <w:t>5.83</w:t>
+            </w:r>
+          </w:p>
+        </w:tc>
+        <w:tc>
+          <w:tcPr>
+            <w:tcW w:type="dxa" w:w="1224"/>
+          </w:tcPr>
+          <w:p>
+            <w:pPr>
+              <w:jc w:val="center"/>
+            </w:pPr>
+            <w:r/>
+            <w:r>
+              <w:rPr>
+                <w:rFonts w:ascii="Times New Roman" w:hAnsi="Times New Roman" w:eastAsia="Times New Roman"/>
+                <w:sz w:val="16"/>
+              </w:rPr>
+              <w:t>14.73</w:t>
+            </w:r>
+          </w:p>
+        </w:tc>
+      </w:tr>
+      <w:tr>
+        <w:tc>
+          <w:tcPr>
+            <w:tcW w:type="dxa" w:w="1440"/>
+          </w:tcPr>
+          <w:p>
+            <w:pPr>
+              <w:jc w:val="left"/>
+            </w:pPr>
+            <w:r/>
+            <w:r>
+              <w:rPr>
+                <w:rFonts w:ascii="Times New Roman" w:hAnsi="Times New Roman" w:eastAsia="Times New Roman"/>
+                <w:sz w:val="16"/>
+              </w:rPr>
+              <w:t>(3, 3)</w:t>
+            </w:r>
+          </w:p>
+        </w:tc>
+        <w:tc>
+          <w:tcPr>
+            <w:tcW w:type="dxa" w:w="576"/>
+          </w:tcPr>
+          <w:p>
+            <w:pPr>
+              <w:jc w:val="center"/>
+            </w:pPr>
+            <w:r/>
+            <w:r>
+              <w:rPr>
+                <w:rFonts w:ascii="Times New Roman" w:hAnsi="Times New Roman" w:eastAsia="Times New Roman"/>
+                <w:sz w:val="16"/>
+              </w:rPr>
+              <w:t>1.0</w:t>
+            </w:r>
+          </w:p>
+        </w:tc>
+        <w:tc>
+          <w:tcPr>
+            <w:tcW w:type="dxa" w:w="1152"/>
+          </w:tcPr>
+          <w:p>
+            <w:pPr>
+              <w:jc w:val="center"/>
+            </w:pPr>
+            <w:r/>
+            <w:r>
+              <w:rPr>
+                <w:rFonts w:ascii="Times New Roman" w:hAnsi="Times New Roman" w:eastAsia="Times New Roman"/>
+                <w:sz w:val="16"/>
+              </w:rPr>
+              <w:t>0.95</w:t>
+            </w:r>
+          </w:p>
+        </w:tc>
+        <w:tc>
+          <w:tcPr>
+            <w:tcW w:type="dxa" w:w="1152"/>
+          </w:tcPr>
+          <w:p>
+            <w:pPr>
+              <w:jc w:val="center"/>
+            </w:pPr>
+            <w:r/>
+            <w:r>
+              <w:rPr>
+                <w:rFonts w:ascii="Times New Roman" w:hAnsi="Times New Roman" w:eastAsia="Times New Roman"/>
+                <w:sz w:val="16"/>
+              </w:rPr>
+              <w:t>0.53</w:t>
+            </w:r>
+          </w:p>
+        </w:tc>
+        <w:tc>
+          <w:tcPr>
+            <w:tcW w:type="dxa" w:w="1080"/>
+          </w:tcPr>
+          <w:p>
+            <w:pPr>
+              <w:jc w:val="center"/>
+            </w:pPr>
+            <w:r/>
+            <w:r>
+              <w:rPr>
+                <w:rFonts w:ascii="Times New Roman" w:hAnsi="Times New Roman" w:eastAsia="Times New Roman"/>
+                <w:sz w:val="16"/>
+              </w:rPr>
+              <w:t>4.56</w:t>
+            </w:r>
+          </w:p>
+        </w:tc>
+        <w:tc>
+          <w:tcPr>
+            <w:tcW w:type="dxa" w:w="1080"/>
+          </w:tcPr>
+          <w:p>
+            <w:pPr>
+              <w:jc w:val="center"/>
+            </w:pPr>
+            <w:r/>
+            <w:r>
+              <w:rPr>
+                <w:rFonts w:ascii="Times New Roman" w:hAnsi="Times New Roman" w:eastAsia="Times New Roman"/>
+                <w:sz w:val="16"/>
+              </w:rPr>
+              <w:t>-6.05</w:t>
+            </w:r>
+          </w:p>
+        </w:tc>
+        <w:tc>
+          <w:tcPr>
+            <w:tcW w:type="dxa" w:w="1224"/>
+          </w:tcPr>
+          <w:p>
+            <w:pPr>
+              <w:jc w:val="center"/>
+            </w:pPr>
+            <w:r/>
+            <w:r>
+              <w:rPr>
+                <w:rFonts w:ascii="Times New Roman" w:hAnsi="Times New Roman" w:eastAsia="Times New Roman"/>
+                <w:sz w:val="16"/>
+              </w:rPr>
+              <w:t>13.86</w:t>
+            </w:r>
+          </w:p>
+        </w:tc>
+        <w:tc>
+          <w:tcPr>
+            <w:tcW w:type="dxa" w:w="1224"/>
+          </w:tcPr>
+          <w:p>
+            <w:pPr>
+              <w:jc w:val="center"/>
+            </w:pPr>
+            <w:r/>
+            <w:r>
+              <w:rPr>
+                <w:rFonts w:ascii="Times New Roman" w:hAnsi="Times New Roman" w:eastAsia="Times New Roman"/>
+                <w:sz w:val="16"/>
+              </w:rPr>
+              <w:t>24.46</w:t>
+            </w:r>
+          </w:p>
+        </w:tc>
+      </w:tr>
+      <w:tr>
+        <w:tc>
+          <w:tcPr>
+            <w:tcW w:type="dxa" w:w="1440"/>
+          </w:tcPr>
+          <w:p>
+            <w:pPr>
+              <w:jc w:val="left"/>
+            </w:pPr>
+            <w:r/>
+            <w:r>
+              <w:rPr>
+                <w:rFonts w:ascii="Times New Roman" w:hAnsi="Times New Roman" w:eastAsia="Times New Roman"/>
+                <w:sz w:val="16"/>
+              </w:rPr>
+              <w:t>(1, 3)</w:t>
+            </w:r>
+          </w:p>
+        </w:tc>
+        <w:tc>
+          <w:tcPr>
+            <w:tcW w:type="dxa" w:w="576"/>
+          </w:tcPr>
+          <w:p>
+            <w:pPr>
+              <w:jc w:val="center"/>
+            </w:pPr>
+            <w:r/>
+            <w:r>
+              <w:rPr>
+                <w:rFonts w:ascii="Times New Roman" w:hAnsi="Times New Roman" w:eastAsia="Times New Roman"/>
+                <w:sz w:val="16"/>
+              </w:rPr>
+              <w:t>1.0</w:t>
+            </w:r>
+          </w:p>
+        </w:tc>
+        <w:tc>
+          <w:tcPr>
+            <w:tcW w:type="dxa" w:w="1152"/>
+          </w:tcPr>
+          <w:p>
+            <w:pPr>
+              <w:jc w:val="center"/>
+            </w:pPr>
+            <w:r/>
+            <w:r>
+              <w:rPr>
+                <w:rFonts w:ascii="Times New Roman" w:hAnsi="Times New Roman" w:eastAsia="Times New Roman"/>
+                <w:sz w:val="16"/>
+              </w:rPr>
+              <w:t>1.29</w:t>
+            </w:r>
+          </w:p>
+        </w:tc>
+        <w:tc>
+          <w:tcPr>
+            <w:tcW w:type="dxa" w:w="1152"/>
+          </w:tcPr>
+          <w:p>
+            <w:pPr>
+              <w:jc w:val="center"/>
+            </w:pPr>
+            <w:r/>
+            <w:r>
+              <w:rPr>
+                <w:rFonts w:ascii="Times New Roman" w:hAnsi="Times New Roman" w:eastAsia="Times New Roman"/>
+                <w:sz w:val="16"/>
+              </w:rPr>
+              <w:t>1.13</w:t>
+            </w:r>
+          </w:p>
+        </w:tc>
+        <w:tc>
+          <w:tcPr>
+            <w:tcW w:type="dxa" w:w="1080"/>
+          </w:tcPr>
+          <w:p>
+            <w:pPr>
+              <w:jc w:val="center"/>
+            </w:pPr>
+            <w:r/>
+            <w:r>
+              <w:rPr>
+                <w:rFonts w:ascii="Times New Roman" w:hAnsi="Times New Roman" w:eastAsia="Times New Roman"/>
+                <w:sz w:val="16"/>
+              </w:rPr>
+              <w:t>15.33</w:t>
+            </w:r>
+          </w:p>
+        </w:tc>
+        <w:tc>
+          <w:tcPr>
+            <w:tcW w:type="dxa" w:w="1080"/>
+          </w:tcPr>
+          <w:p>
+            <w:pPr>
+              <w:jc w:val="center"/>
+            </w:pPr>
+            <w:r/>
+            <w:r>
+              <w:rPr>
+                <w:rFonts w:ascii="Times New Roman" w:hAnsi="Times New Roman" w:eastAsia="Times New Roman"/>
+                <w:sz w:val="16"/>
+              </w:rPr>
+              <w:t>11.45</w:t>
+            </w:r>
+          </w:p>
+        </w:tc>
+        <w:tc>
+          <w:tcPr>
+            <w:tcW w:type="dxa" w:w="1224"/>
+          </w:tcPr>
+          <w:p>
+            <w:pPr>
+              <w:jc w:val="center"/>
+            </w:pPr>
+            <w:r/>
+            <w:r>
+              <w:rPr>
+                <w:rFonts w:ascii="Times New Roman" w:hAnsi="Times New Roman" w:eastAsia="Times New Roman"/>
+                <w:sz w:val="16"/>
+              </w:rPr>
+              <w:t>5.36</w:t>
+            </w:r>
+          </w:p>
+        </w:tc>
+        <w:tc>
+          <w:tcPr>
+            <w:tcW w:type="dxa" w:w="1224"/>
+          </w:tcPr>
+          <w:p>
+            <w:pPr>
+              <w:jc w:val="center"/>
+            </w:pPr>
+            <w:r/>
+            <w:r>
+              <w:rPr>
+                <w:rFonts w:ascii="Times New Roman" w:hAnsi="Times New Roman" w:eastAsia="Times New Roman"/>
+                <w:sz w:val="16"/>
+              </w:rPr>
+              <w:t>9.37</w:t>
+            </w:r>
+          </w:p>
+        </w:tc>
+      </w:tr>
+      <w:tr>
+        <w:tc>
+          <w:tcPr>
+            <w:tcW w:type="dxa" w:w="1440"/>
+          </w:tcPr>
+          <w:p>
+            <w:pPr>
+              <w:jc w:val="left"/>
+            </w:pPr>
+            <w:r/>
+            <w:r>
+              <w:rPr>
+                <w:rFonts w:ascii="Times New Roman" w:hAnsi="Times New Roman" w:eastAsia="Times New Roman"/>
+                <w:sz w:val="16"/>
+              </w:rPr>
+              <w:t>(1, 1)</w:t>
+            </w:r>
+          </w:p>
+        </w:tc>
+        <w:tc>
+          <w:tcPr>
+            <w:tcW w:type="dxa" w:w="576"/>
+          </w:tcPr>
+          <w:p>
+            <w:pPr>
+              <w:jc w:val="center"/>
+            </w:pPr>
+            <w:r/>
+            <w:r>
+              <w:rPr>
+                <w:rFonts w:ascii="Times New Roman" w:hAnsi="Times New Roman" w:eastAsia="Times New Roman"/>
+                <w:sz w:val="16"/>
+              </w:rPr>
+              <w:t>0.1</w:t>
+            </w:r>
+          </w:p>
+        </w:tc>
+        <w:tc>
+          <w:tcPr>
+            <w:tcW w:type="dxa" w:w="1152"/>
+          </w:tcPr>
+          <w:p>
+            <w:pPr>
+              <w:jc w:val="center"/>
+            </w:pPr>
+            <w:r/>
+            <w:r>
+              <w:rPr>
+                <w:rFonts w:ascii="Times New Roman" w:hAnsi="Times New Roman" w:eastAsia="Times New Roman"/>
+                <w:sz w:val="16"/>
+              </w:rPr>
+              <w:t>1.41</w:t>
+            </w:r>
+          </w:p>
+        </w:tc>
+        <w:tc>
+          <w:tcPr>
+            <w:tcW w:type="dxa" w:w="1152"/>
+          </w:tcPr>
+          <w:p>
+            <w:pPr>
+              <w:jc w:val="center"/>
+            </w:pPr>
+            <w:r/>
+            <w:r>
+              <w:rPr>
+                <w:rFonts w:ascii="Times New Roman" w:hAnsi="Times New Roman" w:eastAsia="Times New Roman"/>
+                <w:sz w:val="16"/>
+              </w:rPr>
+              <w:t>1.32</w:t>
+            </w:r>
+          </w:p>
+        </w:tc>
+        <w:tc>
+          <w:tcPr>
+            <w:tcW w:type="dxa" w:w="1080"/>
+          </w:tcPr>
+          <w:p>
+            <w:pPr>
+              <w:jc w:val="center"/>
+            </w:pPr>
+            <w:r/>
+            <w:r>
+              <w:rPr>
+                <w:rFonts w:ascii="Times New Roman" w:hAnsi="Times New Roman" w:eastAsia="Times New Roman"/>
+                <w:sz w:val="16"/>
+              </w:rPr>
+              <w:t>17.91</w:t>
+            </w:r>
+          </w:p>
+        </w:tc>
+        <w:tc>
+          <w:tcPr>
+            <w:tcW w:type="dxa" w:w="1080"/>
+          </w:tcPr>
+          <w:p>
+            <w:pPr>
+              <w:jc w:val="center"/>
+            </w:pPr>
+            <w:r/>
+            <w:r>
+              <w:rPr>
+                <w:rFonts w:ascii="Times New Roman" w:hAnsi="Times New Roman" w:eastAsia="Times New Roman"/>
+                <w:sz w:val="16"/>
+              </w:rPr>
+              <w:t>16.43</w:t>
+            </w:r>
+          </w:p>
+        </w:tc>
+        <w:tc>
+          <w:tcPr>
+            <w:tcW w:type="dxa" w:w="1224"/>
+          </w:tcPr>
+          <w:p>
+            <w:pPr>
+              <w:jc w:val="center"/>
+            </w:pPr>
+            <w:r/>
+            <w:r>
+              <w:rPr>
+                <w:rFonts w:ascii="Times New Roman" w:hAnsi="Times New Roman" w:eastAsia="Times New Roman"/>
+                <w:sz w:val="16"/>
+              </w:rPr>
+              <w:t>1.97</w:t>
+            </w:r>
+          </w:p>
+        </w:tc>
+        <w:tc>
+          <w:tcPr>
+            <w:tcW w:type="dxa" w:w="1224"/>
+          </w:tcPr>
+          <w:p>
+            <w:pPr>
+              <w:jc w:val="center"/>
+            </w:pPr>
+            <w:r/>
+            <w:r>
+              <w:rPr>
+                <w:rFonts w:ascii="Times New Roman" w:hAnsi="Times New Roman" w:eastAsia="Times New Roman"/>
+                <w:sz w:val="16"/>
+              </w:rPr>
+              <w:t>3.77</w:t>
+            </w:r>
+          </w:p>
+        </w:tc>
+      </w:tr>
+      <w:tr>
+        <w:tc>
+          <w:tcPr>
+            <w:tcW w:type="dxa" w:w="1440"/>
+          </w:tcPr>
+          <w:p>
+            <w:pPr>
+              <w:jc w:val="left"/>
+            </w:pPr>
+            <w:r/>
+            <w:r>
+              <w:rPr>
+                <w:rFonts w:ascii="Times New Roman" w:hAnsi="Times New Roman" w:eastAsia="Times New Roman"/>
+                <w:sz w:val="16"/>
+              </w:rPr>
+              <w:t>(3, 3)</w:t>
+            </w:r>
+          </w:p>
+        </w:tc>
+        <w:tc>
+          <w:tcPr>
+            <w:tcW w:type="dxa" w:w="576"/>
+          </w:tcPr>
+          <w:p>
+            <w:pPr>
+              <w:jc w:val="center"/>
+            </w:pPr>
+            <w:r/>
+            <w:r>
+              <w:rPr>
+                <w:rFonts w:ascii="Times New Roman" w:hAnsi="Times New Roman" w:eastAsia="Times New Roman"/>
+                <w:sz w:val="16"/>
+              </w:rPr>
+              <w:t>0.1</w:t>
+            </w:r>
+          </w:p>
+        </w:tc>
+        <w:tc>
+          <w:tcPr>
+            <w:tcW w:type="dxa" w:w="1152"/>
+          </w:tcPr>
+          <w:p>
+            <w:pPr>
+              <w:jc w:val="center"/>
+            </w:pPr>
+            <w:r/>
+            <w:r>
+              <w:rPr>
+                <w:rFonts w:ascii="Times New Roman" w:hAnsi="Times New Roman" w:eastAsia="Times New Roman"/>
+                <w:sz w:val="16"/>
+              </w:rPr>
+              <w:t>0.95</w:t>
+            </w:r>
+          </w:p>
+        </w:tc>
+        <w:tc>
+          <w:tcPr>
+            <w:tcW w:type="dxa" w:w="1152"/>
+          </w:tcPr>
+          <w:p>
+            <w:pPr>
+              <w:jc w:val="center"/>
+            </w:pPr>
+            <w:r/>
+            <w:r>
+              <w:rPr>
+                <w:rFonts w:ascii="Times New Roman" w:hAnsi="Times New Roman" w:eastAsia="Times New Roman"/>
+                <w:sz w:val="16"/>
+              </w:rPr>
+              <w:t>0.54</w:t>
+            </w:r>
+          </w:p>
+        </w:tc>
+        <w:tc>
+          <w:tcPr>
+            <w:tcW w:type="dxa" w:w="1080"/>
+          </w:tcPr>
+          <w:p>
+            <w:pPr>
+              <w:jc w:val="center"/>
+            </w:pPr>
+            <w:r/>
+            <w:r>
+              <w:rPr>
+                <w:rFonts w:ascii="Times New Roman" w:hAnsi="Times New Roman" w:eastAsia="Times New Roman"/>
+                <w:sz w:val="16"/>
+              </w:rPr>
+              <w:t>4.36</w:t>
+            </w:r>
+          </w:p>
+        </w:tc>
+        <w:tc>
+          <w:tcPr>
+            <w:tcW w:type="dxa" w:w="1080"/>
+          </w:tcPr>
+          <w:p>
+            <w:pPr>
+              <w:jc w:val="center"/>
+            </w:pPr>
+            <w:r/>
+            <w:r>
+              <w:rPr>
+                <w:rFonts w:ascii="Times New Roman" w:hAnsi="Times New Roman" w:eastAsia="Times New Roman"/>
+                <w:sz w:val="16"/>
+              </w:rPr>
+              <w:t>-6.01</w:t>
+            </w:r>
+          </w:p>
+        </w:tc>
+        <w:tc>
+          <w:tcPr>
+            <w:tcW w:type="dxa" w:w="1224"/>
+          </w:tcPr>
+          <w:p>
+            <w:pPr>
+              <w:jc w:val="center"/>
+            </w:pPr>
+            <w:r/>
+            <w:r>
+              <w:rPr>
+                <w:rFonts w:ascii="Times New Roman" w:hAnsi="Times New Roman" w:eastAsia="Times New Roman"/>
+                <w:sz w:val="16"/>
+              </w:rPr>
+              <w:t>14.05</w:t>
+            </w:r>
+          </w:p>
+        </w:tc>
+        <w:tc>
+          <w:tcPr>
+            <w:tcW w:type="dxa" w:w="1224"/>
+          </w:tcPr>
+          <w:p>
+            <w:pPr>
+              <w:jc w:val="center"/>
+            </w:pPr>
+            <w:r/>
+            <w:r>
+              <w:rPr>
+                <w:rFonts w:ascii="Times New Roman" w:hAnsi="Times New Roman" w:eastAsia="Times New Roman"/>
+                <w:sz w:val="16"/>
+              </w:rPr>
+              <w:t>24.42</w:t>
+            </w:r>
+          </w:p>
+        </w:tc>
+      </w:tr>
+      <w:tr>
+        <w:tc>
+          <w:tcPr>
+            <w:tcW w:type="dxa" w:w="1440"/>
+            <w:tcBorders>
+              <w:bottom w:val="single" w:sz="8" w:space="0" w:color="000000"/>
+            </w:tcBorders>
+          </w:tcPr>
+          <w:p>
+            <w:pPr>
+              <w:jc w:val="left"/>
+            </w:pPr>
+            <w:r/>
+            <w:r>
+              <w:rPr>
+                <w:rFonts w:ascii="Times New Roman" w:hAnsi="Times New Roman" w:eastAsia="Times New Roman"/>
+                <w:sz w:val="16"/>
+              </w:rPr>
+              <w:t>(1, 3)</w:t>
+            </w:r>
+          </w:p>
+        </w:tc>
+        <w:tc>
+          <w:tcPr>
+            <w:tcW w:type="dxa" w:w="576"/>
+            <w:tcBorders>
+              <w:bottom w:val="single" w:sz="8" w:space="0" w:color="000000"/>
+            </w:tcBorders>
+          </w:tcPr>
+          <w:p>
+            <w:pPr>
+              <w:jc w:val="center"/>
+            </w:pPr>
+            <w:r/>
+            <w:r>
+              <w:rPr>
+                <w:rFonts w:ascii="Times New Roman" w:hAnsi="Times New Roman" w:eastAsia="Times New Roman"/>
+                <w:sz w:val="16"/>
+              </w:rPr>
+              <w:t>0.1</w:t>
+            </w:r>
+          </w:p>
+        </w:tc>
+        <w:tc>
+          <w:tcPr>
+            <w:tcW w:type="dxa" w:w="1152"/>
+            <w:tcBorders>
+              <w:bottom w:val="single" w:sz="8" w:space="0" w:color="000000"/>
+            </w:tcBorders>
+          </w:tcPr>
+          <w:p>
+            <w:pPr>
+              <w:jc w:val="center"/>
+            </w:pPr>
+            <w:r/>
+            <w:r>
+              <w:rPr>
+                <w:rFonts w:ascii="Times New Roman" w:hAnsi="Times New Roman" w:eastAsia="Times New Roman"/>
+                <w:sz w:val="16"/>
+              </w:rPr>
+              <w:t>1.30</w:t>
+            </w:r>
+          </w:p>
+        </w:tc>
+        <w:tc>
+          <w:tcPr>
+            <w:tcW w:type="dxa" w:w="1152"/>
+            <w:tcBorders>
+              <w:bottom w:val="single" w:sz="8" w:space="0" w:color="000000"/>
+            </w:tcBorders>
+          </w:tcPr>
+          <w:p>
+            <w:pPr>
+              <w:jc w:val="center"/>
+            </w:pPr>
+            <w:r/>
+            <w:r>
+              <w:rPr>
+                <w:rFonts w:ascii="Times New Roman" w:hAnsi="Times New Roman" w:eastAsia="Times New Roman"/>
+                <w:sz w:val="16"/>
+              </w:rPr>
+              <w:t>1.09</w:t>
+            </w:r>
+          </w:p>
+        </w:tc>
+        <w:tc>
+          <w:tcPr>
+            <w:tcW w:type="dxa" w:w="1080"/>
+            <w:tcBorders>
+              <w:bottom w:val="single" w:sz="8" w:space="0" w:color="000000"/>
+            </w:tcBorders>
+          </w:tcPr>
+          <w:p>
+            <w:pPr>
+              <w:jc w:val="center"/>
+            </w:pPr>
+            <w:r/>
+            <w:r>
+              <w:rPr>
+                <w:rFonts w:ascii="Times New Roman" w:hAnsi="Times New Roman" w:eastAsia="Times New Roman"/>
+                <w:sz w:val="16"/>
+              </w:rPr>
+              <w:t>15.34</w:t>
+            </w:r>
+          </w:p>
+        </w:tc>
+        <w:tc>
+          <w:tcPr>
+            <w:tcW w:type="dxa" w:w="1080"/>
+            <w:tcBorders>
+              <w:bottom w:val="single" w:sz="8" w:space="0" w:color="000000"/>
+            </w:tcBorders>
+          </w:tcPr>
+          <w:p>
+            <w:pPr>
+              <w:jc w:val="center"/>
+            </w:pPr>
+            <w:r/>
+            <w:r>
+              <w:rPr>
+                <w:rFonts w:ascii="Times New Roman" w:hAnsi="Times New Roman" w:eastAsia="Times New Roman"/>
+                <w:sz w:val="16"/>
+              </w:rPr>
+              <w:t>10.55</w:t>
+            </w:r>
+          </w:p>
+        </w:tc>
+        <w:tc>
+          <w:tcPr>
+            <w:tcW w:type="dxa" w:w="1224"/>
+            <w:tcBorders>
+              <w:bottom w:val="single" w:sz="8" w:space="0" w:color="000000"/>
+            </w:tcBorders>
+          </w:tcPr>
+          <w:p>
+            <w:pPr>
+              <w:jc w:val="center"/>
+            </w:pPr>
+            <w:r/>
+            <w:r>
+              <w:rPr>
+                <w:rFonts w:ascii="Times New Roman" w:hAnsi="Times New Roman" w:eastAsia="Times New Roman"/>
+                <w:sz w:val="16"/>
+              </w:rPr>
+              <w:t>5.18</w:t>
+            </w:r>
+          </w:p>
+        </w:tc>
+        <w:tc>
+          <w:tcPr>
+            <w:tcW w:type="dxa" w:w="1224"/>
+            <w:tcBorders>
+              <w:bottom w:val="single" w:sz="8" w:space="0" w:color="000000"/>
+            </w:tcBorders>
+          </w:tcPr>
+          <w:p>
+            <w:pPr>
+              <w:jc w:val="center"/>
+            </w:pPr>
+            <w:r/>
+            <w:r>
+              <w:rPr>
+                <w:rFonts w:ascii="Times New Roman" w:hAnsi="Times New Roman" w:eastAsia="Times New Roman"/>
+                <w:sz w:val="16"/>
+              </w:rPr>
+              <w:t>10.44</w:t>
+            </w:r>
+          </w:p>
+        </w:tc>
+      </w:tr>
+    </w:tbl>
+    <w:p>
+      <w:pPr>
+        <w:spacing w:after="240"/>
+      </w:pPr>
+      <w:r>
+        <w:rPr>
+          <w:rFonts w:ascii="Times New Roman" w:hAnsi="Times New Roman" w:eastAsia="Times New Roman"/>
+          <w:sz w:val="20"/>
+        </w:rPr>
+        <w:t>Note. Averages are over the ergodic distribution of the demand regime and prices. Profit is industry profit net of node holding costs, which are 2 per node and so are 12 with three nodes each; negative profit for simultaneous pricing with ample capacity reflects those costs. The case (2, 2) did not converge below ρ ≈ 0.32 and is shown at ρ = 1 only.</w:t>
+      </w:r>
+    </w:p>
+    <w:p>
+      <w:pPr>
+        <w:spacing w:line="480" w:lineRule="auto" w:after="0"/>
+        <w:ind w:firstLine="720"/>
+        <w:jc w:val="left"/>
+      </w:pPr>
+      <w:r>
+        <w:rPr>
+          <w:rFonts w:ascii="Times New Roman" w:hAnsi="Times New Roman" w:eastAsia="Times New Roman"/>
+        </w:rPr>
+        <w:t>Table 6 compares dynamic with simultaneous pricing at the same capacities and the same noise. The dynamic average price is higher at every capacity pair we solved. The gap is small when capacity is scarce (1.41 against 1.35 at one node each when ρ = 1), and it is largest when capacity is ample: with three nodes each the dynamic price is 0.95 against 0.54 under simultaneous pricing at ρ = 0.1. In the cycle, the mover prices below the rival in 60% of moves, matches it in 26%, and prices above it in 14%. Consumers are better off under simultaneous pricing at every capacity pair, and the industry is better off under dynamic pricing. In short, committing to a price for two periods softens price competition, and the softening is strongest where the static Bertrand logic would otherwise drive prices to cost.</w:t>
+      </w:r>
+    </w:p>
+    <w:p>
+      <w:pPr>
+        <w:keepNext/>
+        <w:spacing w:line="480" w:lineRule="auto"/>
+      </w:pPr>
+      <w:r>
+        <w:rPr>
+          <w:rFonts w:ascii="Times New Roman" w:hAnsi="Times New Roman" w:eastAsia="Times New Roman"/>
+          <w:b/>
+          <w:i/>
+        </w:rPr>
+        <w:t>7.3 Joint capacity and pricing</w:t>
+      </w:r>
+    </w:p>
+    <w:p>
+      <w:pPr>
+        <w:spacing w:line="480" w:lineRule="auto" w:after="0"/>
+        <w:ind w:firstLine="720"/>
+        <w:jc w:val="left"/>
+      </w:pPr>
+      <w:r>
+        <w:rPr>
+          <w:rFonts w:ascii="Times New Roman" w:hAnsi="Times New Roman" w:eastAsia="Times New Roman"/>
+        </w:rPr>
+        <w:t>We now let each mover choose capacity as well. At ρ = 2 with the eight-point grid, the dynamic-pricing equilibrium is unique across all nine starting points. Mean installed capacity is 58.0 request-units, against 45.0–45.7 under simultaneous pricing (nine starts). The average price is 1.19 against 1.21–1.22, industry profit is 13.99 against 15.57–16.05, and consumer surplus is 7.82 against 7.10–7.43. Dynamic pricing therefore leads firms to hold close to one more node (12 to 13 request-units, against 15 per node) than they do under simultaneous pricing, and the extra capacity costs the industry profit while it slightly benefits consumers. The mechanism is consistent with the fixed-capacity results. The margins that survive in the cycles make a second node worth building even when both firms could serve the market, which weakens the capacity discipline that price competition imposes in the baseline.</w:t>
+      </w:r>
+    </w:p>
+    <w:p>
+      <w:pPr>
+        <w:keepNext/>
+        <w:spacing w:after="80"/>
+      </w:pPr>
+      <w:r>
+        <w:rPr>
+          <w:rFonts w:ascii="Times New Roman" w:hAnsi="Times New Roman" w:eastAsia="Times New Roman"/>
+          <w:b/>
+          <w:sz w:val="22"/>
+        </w:rPr>
+        <w:t>Table 7.</w:t>
+      </w:r>
+      <w:r>
+        <w:rPr>
+          <w:rFonts w:ascii="Times New Roman" w:hAnsi="Times New Roman" w:eastAsia="Times New Roman"/>
+          <w:sz w:val="22"/>
+        </w:rPr>
+        <w:t xml:space="preserve"> Joint capacity and pricing: dynamic (alternating-move) versus simultaneous-move pricing (ρ = 2 unless varied).</w:t>
+      </w:r>
+    </w:p>
+    <w:tbl>
+      <w:tblPr>
+        <w:tblW w:type="auto" w:w="0"/>
+        <w:jc w:val="center"/>
+        <w:tblLayout w:type="fixed"/>
+        <w:tblLook w:firstColumn="1" w:firstRow="1" w:lastColumn="0" w:lastRow="0" w:noHBand="0" w:noVBand="1" w:val="04A0"/>
+      </w:tblPr>
+      <w:tblGrid>
+        <w:gridCol w:w="1337"/>
+        <w:gridCol w:w="1337"/>
+        <w:gridCol w:w="1337"/>
+        <w:gridCol w:w="1337"/>
+        <w:gridCol w:w="1337"/>
+        <w:gridCol w:w="1337"/>
+        <w:gridCol w:w="1337"/>
+      </w:tblGrid>
+      <w:tr>
+        <w:tc>
+          <w:tcPr>
+            <w:tcW w:type="dxa" w:w="2448"/>
+            <w:tcBorders>
+              <w:top w:val="single" w:sz="8" w:space="0" w:color="000000"/>
+              <w:bottom w:val="single" w:sz="8" w:space="0" w:color="000000"/>
+            </w:tcBorders>
+          </w:tcPr>
+          <w:p>
+            <w:pPr>
+              <w:jc w:val="left"/>
+            </w:pPr>
+            <w:r/>
+            <w:r>
+              <w:rPr>
+                <w:rFonts w:ascii="Times New Roman" w:hAnsi="Times New Roman" w:eastAsia="Times New Roman"/>
+                <w:b/>
+                <w:sz w:val="16"/>
+              </w:rPr>
+              <w:t>Scenario</w:t>
+            </w:r>
+          </w:p>
+        </w:tc>
+        <w:tc>
+          <w:tcPr>
+            <w:tcW w:type="dxa" w:w="1224"/>
+            <w:tcBorders>
+              <w:top w:val="single" w:sz="8" w:space="0" w:color="000000"/>
+              <w:bottom w:val="single" w:sz="8" w:space="0" w:color="000000"/>
+            </w:tcBorders>
+          </w:tcPr>
+          <w:p>
+            <w:pPr>
+              <w:jc w:val="center"/>
+            </w:pPr>
+            <w:r/>
+            <w:r>
+              <w:rPr>
+                <w:rFonts w:ascii="Times New Roman" w:hAnsi="Times New Roman" w:eastAsia="Times New Roman"/>
+                <w:b/>
+                <w:sz w:val="16"/>
+              </w:rPr>
+              <w:t>Capacity: dynamic</w:t>
+            </w:r>
+          </w:p>
+        </w:tc>
+        <w:tc>
+          <w:tcPr>
+            <w:tcW w:type="dxa" w:w="1224"/>
+            <w:tcBorders>
+              <w:top w:val="single" w:sz="8" w:space="0" w:color="000000"/>
+              <w:bottom w:val="single" w:sz="8" w:space="0" w:color="000000"/>
+            </w:tcBorders>
+          </w:tcPr>
+          <w:p>
+            <w:pPr>
+              <w:jc w:val="center"/>
+            </w:pPr>
+            <w:r/>
+            <w:r>
+              <w:rPr>
+                <w:rFonts w:ascii="Times New Roman" w:hAnsi="Times New Roman" w:eastAsia="Times New Roman"/>
+                <w:b/>
+                <w:sz w:val="16"/>
+              </w:rPr>
+              <w:t>Capacity: simult.</w:t>
+            </w:r>
+          </w:p>
+        </w:tc>
+        <w:tc>
+          <w:tcPr>
+            <w:tcW w:type="dxa" w:w="1224"/>
+            <w:tcBorders>
+              <w:top w:val="single" w:sz="8" w:space="0" w:color="000000"/>
+              <w:bottom w:val="single" w:sz="8" w:space="0" w:color="000000"/>
+            </w:tcBorders>
+          </w:tcPr>
+          <w:p>
+            <w:pPr>
+              <w:jc w:val="center"/>
+            </w:pPr>
+            <w:r/>
+            <w:r>
+              <w:rPr>
+                <w:rFonts w:ascii="Times New Roman" w:hAnsi="Times New Roman" w:eastAsia="Times New Roman"/>
+                <w:b/>
+                <w:sz w:val="16"/>
+              </w:rPr>
+              <w:t>Profit: dynamic</w:t>
+            </w:r>
+          </w:p>
+        </w:tc>
+        <w:tc>
+          <w:tcPr>
+            <w:tcW w:type="dxa" w:w="1224"/>
+            <w:tcBorders>
+              <w:top w:val="single" w:sz="8" w:space="0" w:color="000000"/>
+              <w:bottom w:val="single" w:sz="8" w:space="0" w:color="000000"/>
+            </w:tcBorders>
+          </w:tcPr>
+          <w:p>
+            <w:pPr>
+              <w:jc w:val="center"/>
+            </w:pPr>
+            <w:r/>
+            <w:r>
+              <w:rPr>
+                <w:rFonts w:ascii="Times New Roman" w:hAnsi="Times New Roman" w:eastAsia="Times New Roman"/>
+                <w:b/>
+                <w:sz w:val="16"/>
+              </w:rPr>
+              <w:t>Profit: simult.</w:t>
+            </w:r>
+          </w:p>
+        </w:tc>
+        <w:tc>
+          <w:tcPr>
+            <w:tcW w:type="dxa" w:w="1296"/>
+            <w:tcBorders>
+              <w:top w:val="single" w:sz="8" w:space="0" w:color="000000"/>
+              <w:bottom w:val="single" w:sz="8" w:space="0" w:color="000000"/>
+            </w:tcBorders>
+          </w:tcPr>
+          <w:p>
+            <w:pPr>
+              <w:jc w:val="center"/>
+            </w:pPr>
+            <w:r/>
+            <w:r>
+              <w:rPr>
+                <w:rFonts w:ascii="Times New Roman" w:hAnsi="Times New Roman" w:eastAsia="Times New Roman"/>
+                <w:b/>
+                <w:sz w:val="16"/>
+              </w:rPr>
+              <w:t>Cons. surplus: dynamic</w:t>
+            </w:r>
+          </w:p>
+        </w:tc>
+        <w:tc>
+          <w:tcPr>
+            <w:tcW w:type="dxa" w:w="1296"/>
+            <w:tcBorders>
+              <w:top w:val="single" w:sz="8" w:space="0" w:color="000000"/>
+              <w:bottom w:val="single" w:sz="8" w:space="0" w:color="000000"/>
+            </w:tcBorders>
+          </w:tcPr>
+          <w:p>
+            <w:pPr>
+              <w:jc w:val="center"/>
+            </w:pPr>
+            <w:r/>
+            <w:r>
+              <w:rPr>
+                <w:rFonts w:ascii="Times New Roman" w:hAnsi="Times New Roman" w:eastAsia="Times New Roman"/>
+                <w:b/>
+                <w:sz w:val="16"/>
+              </w:rPr>
+              <w:t>Cons. surplus: simult.</w:t>
+            </w:r>
+          </w:p>
+        </w:tc>
+      </w:tr>
+      <w:tr>
+        <w:tc>
+          <w:tcPr>
+            <w:tcW w:type="dxa" w:w="2448"/>
+          </w:tcPr>
+          <w:p>
+            <w:pPr>
+              <w:jc w:val="left"/>
+            </w:pPr>
+            <w:r/>
+            <w:r>
+              <w:rPr>
+                <w:rFonts w:ascii="Times New Roman" w:hAnsi="Times New Roman" w:eastAsia="Times New Roman"/>
+                <w:sz w:val="16"/>
+              </w:rPr>
+              <w:t>base (ρ = 2, 8 prices)</w:t>
+            </w:r>
+          </w:p>
+        </w:tc>
+        <w:tc>
+          <w:tcPr>
+            <w:tcW w:type="dxa" w:w="1224"/>
+          </w:tcPr>
+          <w:p>
+            <w:pPr>
+              <w:jc w:val="center"/>
+            </w:pPr>
+            <w:r/>
+            <w:r>
+              <w:rPr>
+                <w:rFonts w:ascii="Times New Roman" w:hAnsi="Times New Roman" w:eastAsia="Times New Roman"/>
+                <w:sz w:val="16"/>
+              </w:rPr>
+              <w:t>58.0</w:t>
+            </w:r>
+          </w:p>
+        </w:tc>
+        <w:tc>
+          <w:tcPr>
+            <w:tcW w:type="dxa" w:w="1224"/>
+          </w:tcPr>
+          <w:p>
+            <w:pPr>
+              <w:jc w:val="center"/>
+            </w:pPr>
+            <w:r/>
+            <w:r>
+              <w:rPr>
+                <w:rFonts w:ascii="Times New Roman" w:hAnsi="Times New Roman" w:eastAsia="Times New Roman"/>
+                <w:sz w:val="16"/>
+              </w:rPr>
+              <w:t>45.0–45.7</w:t>
+            </w:r>
+          </w:p>
+        </w:tc>
+        <w:tc>
+          <w:tcPr>
+            <w:tcW w:type="dxa" w:w="1224"/>
+          </w:tcPr>
+          <w:p>
+            <w:pPr>
+              <w:jc w:val="center"/>
+            </w:pPr>
+            <w:r/>
+            <w:r>
+              <w:rPr>
+                <w:rFonts w:ascii="Times New Roman" w:hAnsi="Times New Roman" w:eastAsia="Times New Roman"/>
+                <w:sz w:val="16"/>
+              </w:rPr>
+              <w:t>14.0</w:t>
+            </w:r>
+          </w:p>
+        </w:tc>
+        <w:tc>
+          <w:tcPr>
+            <w:tcW w:type="dxa" w:w="1224"/>
+          </w:tcPr>
+          <w:p>
+            <w:pPr>
+              <w:jc w:val="center"/>
+            </w:pPr>
+            <w:r/>
+            <w:r>
+              <w:rPr>
+                <w:rFonts w:ascii="Times New Roman" w:hAnsi="Times New Roman" w:eastAsia="Times New Roman"/>
+                <w:sz w:val="16"/>
+              </w:rPr>
+              <w:t>15.6–16.1</w:t>
+            </w:r>
+          </w:p>
+        </w:tc>
+        <w:tc>
+          <w:tcPr>
+            <w:tcW w:type="dxa" w:w="1296"/>
+          </w:tcPr>
+          <w:p>
+            <w:pPr>
+              <w:jc w:val="center"/>
+            </w:pPr>
+            <w:r/>
+            <w:r>
+              <w:rPr>
+                <w:rFonts w:ascii="Times New Roman" w:hAnsi="Times New Roman" w:eastAsia="Times New Roman"/>
+                <w:sz w:val="16"/>
+              </w:rPr>
+              <w:t>7.8</w:t>
+            </w:r>
+          </w:p>
+        </w:tc>
+        <w:tc>
+          <w:tcPr>
+            <w:tcW w:type="dxa" w:w="1296"/>
+          </w:tcPr>
+          <w:p>
+            <w:pPr>
+              <w:jc w:val="center"/>
+            </w:pPr>
+            <w:r/>
+            <w:r>
+              <w:rPr>
+                <w:rFonts w:ascii="Times New Roman" w:hAnsi="Times New Roman" w:eastAsia="Times New Roman"/>
+                <w:sz w:val="16"/>
+              </w:rPr>
+              <w:t>7.1–7.4</w:t>
+            </w:r>
+          </w:p>
+        </w:tc>
+      </w:tr>
+      <w:tr>
+        <w:tc>
+          <w:tcPr>
+            <w:tcW w:type="dxa" w:w="2448"/>
+          </w:tcPr>
+          <w:p>
+            <w:pPr>
+              <w:jc w:val="left"/>
+            </w:pPr>
+            <w:r/>
+            <w:r>
+              <w:rPr>
+                <w:rFonts w:ascii="Times New Roman" w:hAnsi="Times New Roman" w:eastAsia="Times New Roman"/>
+                <w:sz w:val="16"/>
+              </w:rPr>
+              <w:t>ρ = 3</w:t>
+            </w:r>
+          </w:p>
+        </w:tc>
+        <w:tc>
+          <w:tcPr>
+            <w:tcW w:type="dxa" w:w="1224"/>
+          </w:tcPr>
+          <w:p>
+            <w:pPr>
+              <w:jc w:val="center"/>
+            </w:pPr>
+            <w:r/>
+            <w:r>
+              <w:rPr>
+                <w:rFonts w:ascii="Times New Roman" w:hAnsi="Times New Roman" w:eastAsia="Times New Roman"/>
+                <w:sz w:val="16"/>
+              </w:rPr>
+              <w:t>55.9</w:t>
+            </w:r>
+          </w:p>
+        </w:tc>
+        <w:tc>
+          <w:tcPr>
+            <w:tcW w:type="dxa" w:w="1224"/>
+          </w:tcPr>
+          <w:p>
+            <w:pPr>
+              <w:jc w:val="center"/>
+            </w:pPr>
+            <w:r/>
+            <w:r>
+              <w:rPr>
+                <w:rFonts w:ascii="Times New Roman" w:hAnsi="Times New Roman" w:eastAsia="Times New Roman"/>
+                <w:sz w:val="16"/>
+              </w:rPr>
+              <w:t>53.7</w:t>
+            </w:r>
+          </w:p>
+        </w:tc>
+        <w:tc>
+          <w:tcPr>
+            <w:tcW w:type="dxa" w:w="1224"/>
+          </w:tcPr>
+          <w:p>
+            <w:pPr>
+              <w:jc w:val="center"/>
+            </w:pPr>
+            <w:r/>
+            <w:r>
+              <w:rPr>
+                <w:rFonts w:ascii="Times New Roman" w:hAnsi="Times New Roman" w:eastAsia="Times New Roman"/>
+                <w:sz w:val="16"/>
+              </w:rPr>
+              <w:t>13.4</w:t>
+            </w:r>
+          </w:p>
+        </w:tc>
+        <w:tc>
+          <w:tcPr>
+            <w:tcW w:type="dxa" w:w="1224"/>
+          </w:tcPr>
+          <w:p>
+            <w:pPr>
+              <w:jc w:val="center"/>
+            </w:pPr>
+            <w:r/>
+            <w:r>
+              <w:rPr>
+                <w:rFonts w:ascii="Times New Roman" w:hAnsi="Times New Roman" w:eastAsia="Times New Roman"/>
+                <w:sz w:val="16"/>
+              </w:rPr>
+              <w:t>10.4</w:t>
+            </w:r>
+          </w:p>
+        </w:tc>
+        <w:tc>
+          <w:tcPr>
+            <w:tcW w:type="dxa" w:w="1296"/>
+          </w:tcPr>
+          <w:p>
+            <w:pPr>
+              <w:jc w:val="center"/>
+            </w:pPr>
+            <w:r/>
+            <w:r>
+              <w:rPr>
+                <w:rFonts w:ascii="Times New Roman" w:hAnsi="Times New Roman" w:eastAsia="Times New Roman"/>
+                <w:sz w:val="16"/>
+              </w:rPr>
+              <w:t>8.2</w:t>
+            </w:r>
+          </w:p>
+        </w:tc>
+        <w:tc>
+          <w:tcPr>
+            <w:tcW w:type="dxa" w:w="1296"/>
+          </w:tcPr>
+          <w:p>
+            <w:pPr>
+              <w:jc w:val="center"/>
+            </w:pPr>
+            <w:r/>
+            <w:r>
+              <w:rPr>
+                <w:rFonts w:ascii="Times New Roman" w:hAnsi="Times New Roman" w:eastAsia="Times New Roman"/>
+                <w:sz w:val="16"/>
+              </w:rPr>
+              <w:t>11.0</w:t>
+            </w:r>
+          </w:p>
+        </w:tc>
+      </w:tr>
+      <w:tr>
+        <w:tc>
+          <w:tcPr>
+            <w:tcW w:type="dxa" w:w="2448"/>
+          </w:tcPr>
+          <w:p>
+            <w:pPr>
+              <w:jc w:val="left"/>
+            </w:pPr>
+            <w:r/>
+            <w:r>
+              <w:rPr>
+                <w:rFonts w:ascii="Times New Roman" w:hAnsi="Times New Roman" w:eastAsia="Times New Roman"/>
+                <w:sz w:val="16"/>
+              </w:rPr>
+              <w:t>ρ = 1.7*</w:t>
+            </w:r>
+          </w:p>
+        </w:tc>
+        <w:tc>
+          <w:tcPr>
+            <w:tcW w:type="dxa" w:w="1224"/>
+          </w:tcPr>
+          <w:p>
+            <w:pPr>
+              <w:jc w:val="center"/>
+            </w:pPr>
+            <w:r/>
+            <w:r>
+              <w:rPr>
+                <w:rFonts w:ascii="Times New Roman" w:hAnsi="Times New Roman" w:eastAsia="Times New Roman"/>
+                <w:sz w:val="16"/>
+              </w:rPr>
+              <w:t>58.9–59.1</w:t>
+            </w:r>
+          </w:p>
+        </w:tc>
+        <w:tc>
+          <w:tcPr>
+            <w:tcW w:type="dxa" w:w="1224"/>
+          </w:tcPr>
+          <w:p>
+            <w:pPr>
+              <w:jc w:val="center"/>
+            </w:pPr>
+            <w:r/>
+            <w:r>
+              <w:rPr>
+                <w:rFonts w:ascii="Times New Roman" w:hAnsi="Times New Roman" w:eastAsia="Times New Roman"/>
+                <w:sz w:val="16"/>
+              </w:rPr>
+              <w:t>45.0–45.1</w:t>
+            </w:r>
+          </w:p>
+        </w:tc>
+        <w:tc>
+          <w:tcPr>
+            <w:tcW w:type="dxa" w:w="1224"/>
+          </w:tcPr>
+          <w:p>
+            <w:pPr>
+              <w:jc w:val="center"/>
+            </w:pPr>
+            <w:r/>
+            <w:r>
+              <w:rPr>
+                <w:rFonts w:ascii="Times New Roman" w:hAnsi="Times New Roman" w:eastAsia="Times New Roman"/>
+                <w:sz w:val="16"/>
+              </w:rPr>
+              <w:t>14.1–14.2</w:t>
+            </w:r>
+          </w:p>
+        </w:tc>
+        <w:tc>
+          <w:tcPr>
+            <w:tcW w:type="dxa" w:w="1224"/>
+          </w:tcPr>
+          <w:p>
+            <w:pPr>
+              <w:jc w:val="center"/>
+            </w:pPr>
+            <w:r/>
+            <w:r>
+              <w:rPr>
+                <w:rFonts w:ascii="Times New Roman" w:hAnsi="Times New Roman" w:eastAsia="Times New Roman"/>
+                <w:sz w:val="16"/>
+              </w:rPr>
+              <w:t>16.1</w:t>
+            </w:r>
+          </w:p>
+        </w:tc>
+        <w:tc>
+          <w:tcPr>
+            <w:tcW w:type="dxa" w:w="1296"/>
+          </w:tcPr>
+          <w:p>
+            <w:pPr>
+              <w:jc w:val="center"/>
+            </w:pPr>
+            <w:r/>
+            <w:r>
+              <w:rPr>
+                <w:rFonts w:ascii="Times New Roman" w:hAnsi="Times New Roman" w:eastAsia="Times New Roman"/>
+                <w:sz w:val="16"/>
+              </w:rPr>
+              <w:t>7.7</w:t>
+            </w:r>
+          </w:p>
+        </w:tc>
+        <w:tc>
+          <w:tcPr>
+            <w:tcW w:type="dxa" w:w="1296"/>
+          </w:tcPr>
+          <w:p>
+            <w:pPr>
+              <w:jc w:val="center"/>
+            </w:pPr>
+            <w:r/>
+            <w:r>
+              <w:rPr>
+                <w:rFonts w:ascii="Times New Roman" w:hAnsi="Times New Roman" w:eastAsia="Times New Roman"/>
+                <w:sz w:val="16"/>
+              </w:rPr>
+              <w:t>7.1</w:t>
+            </w:r>
+          </w:p>
+        </w:tc>
+      </w:tr>
+      <w:tr>
+        <w:tc>
+          <w:tcPr>
+            <w:tcW w:type="dxa" w:w="2448"/>
+          </w:tcPr>
+          <w:p>
+            <w:pPr>
+              <w:jc w:val="left"/>
+            </w:pPr>
+            <w:r/>
+            <w:r>
+              <w:rPr>
+                <w:rFonts w:ascii="Times New Roman" w:hAnsi="Times New Roman" w:eastAsia="Times New Roman"/>
+                <w:i/>
+                <w:sz w:val="16"/>
+              </w:rPr>
+              <w:t>c</w:t>
+            </w:r>
+            <w:r>
+              <w:rPr>
+                <w:rFonts w:ascii="Times New Roman" w:hAnsi="Times New Roman" w:eastAsia="Times New Roman"/>
+                <w:sz w:val="16"/>
+              </w:rPr>
+              <w:t xml:space="preserve"> = 0.1*</w:t>
+            </w:r>
+          </w:p>
+        </w:tc>
+        <w:tc>
+          <w:tcPr>
+            <w:tcW w:type="dxa" w:w="1224"/>
+          </w:tcPr>
+          <w:p>
+            <w:pPr>
+              <w:jc w:val="center"/>
+            </w:pPr>
+            <w:r/>
+            <w:r>
+              <w:rPr>
+                <w:rFonts w:ascii="Times New Roman" w:hAnsi="Times New Roman" w:eastAsia="Times New Roman"/>
+                <w:sz w:val="16"/>
+              </w:rPr>
+              <w:t>58.3–59.3</w:t>
+            </w:r>
+          </w:p>
+        </w:tc>
+        <w:tc>
+          <w:tcPr>
+            <w:tcW w:type="dxa" w:w="1224"/>
+          </w:tcPr>
+          <w:p>
+            <w:pPr>
+              <w:jc w:val="center"/>
+            </w:pPr>
+            <w:r/>
+            <w:r>
+              <w:rPr>
+                <w:rFonts w:ascii="Times New Roman" w:hAnsi="Times New Roman" w:eastAsia="Times New Roman"/>
+                <w:sz w:val="16"/>
+              </w:rPr>
+              <w:t>45.0–45.4</w:t>
+            </w:r>
+          </w:p>
+        </w:tc>
+        <w:tc>
+          <w:tcPr>
+            <w:tcW w:type="dxa" w:w="1224"/>
+          </w:tcPr>
+          <w:p>
+            <w:pPr>
+              <w:jc w:val="center"/>
+            </w:pPr>
+            <w:r/>
+            <w:r>
+              <w:rPr>
+                <w:rFonts w:ascii="Times New Roman" w:hAnsi="Times New Roman" w:eastAsia="Times New Roman"/>
+                <w:sz w:val="16"/>
+              </w:rPr>
+              <w:t>18.0–18.4</w:t>
+            </w:r>
+          </w:p>
+        </w:tc>
+        <w:tc>
+          <w:tcPr>
+            <w:tcW w:type="dxa" w:w="1224"/>
+          </w:tcPr>
+          <w:p>
+            <w:pPr>
+              <w:jc w:val="center"/>
+            </w:pPr>
+            <w:r/>
+            <w:r>
+              <w:rPr>
+                <w:rFonts w:ascii="Times New Roman" w:hAnsi="Times New Roman" w:eastAsia="Times New Roman"/>
+                <w:sz w:val="16"/>
+              </w:rPr>
+              <w:t>19.7–20.0</w:t>
+            </w:r>
+          </w:p>
+        </w:tc>
+        <w:tc>
+          <w:tcPr>
+            <w:tcW w:type="dxa" w:w="1296"/>
+          </w:tcPr>
+          <w:p>
+            <w:pPr>
+              <w:jc w:val="center"/>
+            </w:pPr>
+            <w:r/>
+            <w:r>
+              <w:rPr>
+                <w:rFonts w:ascii="Times New Roman" w:hAnsi="Times New Roman" w:eastAsia="Times New Roman"/>
+                <w:sz w:val="16"/>
+              </w:rPr>
+              <w:t>8.4–8.9</w:t>
+            </w:r>
+          </w:p>
+        </w:tc>
+        <w:tc>
+          <w:tcPr>
+            <w:tcW w:type="dxa" w:w="1296"/>
+          </w:tcPr>
+          <w:p>
+            <w:pPr>
+              <w:jc w:val="center"/>
+            </w:pPr>
+            <w:r/>
+            <w:r>
+              <w:rPr>
+                <w:rFonts w:ascii="Times New Roman" w:hAnsi="Times New Roman" w:eastAsia="Times New Roman"/>
+                <w:sz w:val="16"/>
+              </w:rPr>
+              <w:t>8.2–8.4</w:t>
+            </w:r>
+          </w:p>
+        </w:tc>
+      </w:tr>
+      <w:tr>
+        <w:tc>
+          <w:tcPr>
+            <w:tcW w:type="dxa" w:w="2448"/>
+          </w:tcPr>
+          <w:p>
+            <w:pPr>
+              <w:jc w:val="left"/>
+            </w:pPr>
+            <w:r/>
+            <w:r>
+              <w:rPr>
+                <w:rFonts w:ascii="Times New Roman" w:hAnsi="Times New Roman" w:eastAsia="Times New Roman"/>
+                <w:i/>
+                <w:sz w:val="16"/>
+              </w:rPr>
+              <w:t>c</w:t>
+            </w:r>
+            <w:r>
+              <w:rPr>
+                <w:rFonts w:ascii="Times New Roman" w:hAnsi="Times New Roman" w:eastAsia="Times New Roman"/>
+                <w:sz w:val="16"/>
+              </w:rPr>
+              <w:t xml:space="preserve"> = 0.2*</w:t>
+            </w:r>
+          </w:p>
+        </w:tc>
+        <w:tc>
+          <w:tcPr>
+            <w:tcW w:type="dxa" w:w="1224"/>
+          </w:tcPr>
+          <w:p>
+            <w:pPr>
+              <w:jc w:val="center"/>
+            </w:pPr>
+            <w:r/>
+            <w:r>
+              <w:rPr>
+                <w:rFonts w:ascii="Times New Roman" w:hAnsi="Times New Roman" w:eastAsia="Times New Roman"/>
+                <w:sz w:val="16"/>
+              </w:rPr>
+              <w:t>57.7–58.4</w:t>
+            </w:r>
+          </w:p>
+        </w:tc>
+        <w:tc>
+          <w:tcPr>
+            <w:tcW w:type="dxa" w:w="1224"/>
+          </w:tcPr>
+          <w:p>
+            <w:pPr>
+              <w:jc w:val="center"/>
+            </w:pPr>
+            <w:r/>
+            <w:r>
+              <w:rPr>
+                <w:rFonts w:ascii="Times New Roman" w:hAnsi="Times New Roman" w:eastAsia="Times New Roman"/>
+                <w:sz w:val="16"/>
+              </w:rPr>
+              <w:t>45.0–45.5</w:t>
+            </w:r>
+          </w:p>
+        </w:tc>
+        <w:tc>
+          <w:tcPr>
+            <w:tcW w:type="dxa" w:w="1224"/>
+          </w:tcPr>
+          <w:p>
+            <w:pPr>
+              <w:jc w:val="center"/>
+            </w:pPr>
+            <w:r/>
+            <w:r>
+              <w:rPr>
+                <w:rFonts w:ascii="Times New Roman" w:hAnsi="Times New Roman" w:eastAsia="Times New Roman"/>
+                <w:sz w:val="16"/>
+              </w:rPr>
+              <w:t>16.2</w:t>
+            </w:r>
+          </w:p>
+        </w:tc>
+        <w:tc>
+          <w:tcPr>
+            <w:tcW w:type="dxa" w:w="1224"/>
+          </w:tcPr>
+          <w:p>
+            <w:pPr>
+              <w:jc w:val="center"/>
+            </w:pPr>
+            <w:r/>
+            <w:r>
+              <w:rPr>
+                <w:rFonts w:ascii="Times New Roman" w:hAnsi="Times New Roman" w:eastAsia="Times New Roman"/>
+                <w:sz w:val="16"/>
+              </w:rPr>
+              <w:t>17.6–18.0</w:t>
+            </w:r>
+          </w:p>
+        </w:tc>
+        <w:tc>
+          <w:tcPr>
+            <w:tcW w:type="dxa" w:w="1296"/>
+          </w:tcPr>
+          <w:p>
+            <w:pPr>
+              <w:jc w:val="center"/>
+            </w:pPr>
+            <w:r/>
+            <w:r>
+              <w:rPr>
+                <w:rFonts w:ascii="Times New Roman" w:hAnsi="Times New Roman" w:eastAsia="Times New Roman"/>
+                <w:sz w:val="16"/>
+              </w:rPr>
+              <w:t>8.1–8.2</w:t>
+            </w:r>
+          </w:p>
+        </w:tc>
+        <w:tc>
+          <w:tcPr>
+            <w:tcW w:type="dxa" w:w="1296"/>
+          </w:tcPr>
+          <w:p>
+            <w:pPr>
+              <w:jc w:val="center"/>
+            </w:pPr>
+            <w:r/>
+            <w:r>
+              <w:rPr>
+                <w:rFonts w:ascii="Times New Roman" w:hAnsi="Times New Roman" w:eastAsia="Times New Roman"/>
+                <w:sz w:val="16"/>
+              </w:rPr>
+              <w:t>7.7–7.9</w:t>
+            </w:r>
+          </w:p>
+        </w:tc>
+      </w:tr>
+      <w:tr>
+        <w:tc>
+          <w:tcPr>
+            <w:tcW w:type="dxa" w:w="2448"/>
+          </w:tcPr>
+          <w:p>
+            <w:pPr>
+              <w:jc w:val="left"/>
+            </w:pPr>
+            <w:r/>
+            <w:r>
+              <w:rPr>
+                <w:rFonts w:ascii="Times New Roman" w:hAnsi="Times New Roman" w:eastAsia="Times New Roman"/>
+                <w:i/>
+                <w:sz w:val="16"/>
+              </w:rPr>
+              <w:t>c</w:t>
+            </w:r>
+            <w:r>
+              <w:rPr>
+                <w:rFonts w:ascii="Times New Roman" w:hAnsi="Times New Roman" w:eastAsia="Times New Roman"/>
+                <w:sz w:val="16"/>
+              </w:rPr>
+              <w:t xml:space="preserve"> = 0.4</w:t>
+            </w:r>
+          </w:p>
+        </w:tc>
+        <w:tc>
+          <w:tcPr>
+            <w:tcW w:type="dxa" w:w="1224"/>
+          </w:tcPr>
+          <w:p>
+            <w:pPr>
+              <w:jc w:val="center"/>
+            </w:pPr>
+            <w:r/>
+            <w:r>
+              <w:rPr>
+                <w:rFonts w:ascii="Times New Roman" w:hAnsi="Times New Roman" w:eastAsia="Times New Roman"/>
+                <w:sz w:val="16"/>
+              </w:rPr>
+              <w:t>57.3</w:t>
+            </w:r>
+          </w:p>
+        </w:tc>
+        <w:tc>
+          <w:tcPr>
+            <w:tcW w:type="dxa" w:w="1224"/>
+          </w:tcPr>
+          <w:p>
+            <w:pPr>
+              <w:jc w:val="center"/>
+            </w:pPr>
+            <w:r/>
+            <w:r>
+              <w:rPr>
+                <w:rFonts w:ascii="Times New Roman" w:hAnsi="Times New Roman" w:eastAsia="Times New Roman"/>
+                <w:sz w:val="16"/>
+              </w:rPr>
+              <w:t>45.0–45.8</w:t>
+            </w:r>
+          </w:p>
+        </w:tc>
+        <w:tc>
+          <w:tcPr>
+            <w:tcW w:type="dxa" w:w="1224"/>
+          </w:tcPr>
+          <w:p>
+            <w:pPr>
+              <w:jc w:val="center"/>
+            </w:pPr>
+            <w:r/>
+            <w:r>
+              <w:rPr>
+                <w:rFonts w:ascii="Times New Roman" w:hAnsi="Times New Roman" w:eastAsia="Times New Roman"/>
+                <w:sz w:val="16"/>
+              </w:rPr>
+              <w:t>12.2</w:t>
+            </w:r>
+          </w:p>
+        </w:tc>
+        <w:tc>
+          <w:tcPr>
+            <w:tcW w:type="dxa" w:w="1224"/>
+          </w:tcPr>
+          <w:p>
+            <w:pPr>
+              <w:jc w:val="center"/>
+            </w:pPr>
+            <w:r/>
+            <w:r>
+              <w:rPr>
+                <w:rFonts w:ascii="Times New Roman" w:hAnsi="Times New Roman" w:eastAsia="Times New Roman"/>
+                <w:sz w:val="16"/>
+              </w:rPr>
+              <w:t>13.6–14.1</w:t>
+            </w:r>
+          </w:p>
+        </w:tc>
+        <w:tc>
+          <w:tcPr>
+            <w:tcW w:type="dxa" w:w="1296"/>
+          </w:tcPr>
+          <w:p>
+            <w:pPr>
+              <w:jc w:val="center"/>
+            </w:pPr>
+            <w:r/>
+            <w:r>
+              <w:rPr>
+                <w:rFonts w:ascii="Times New Roman" w:hAnsi="Times New Roman" w:eastAsia="Times New Roman"/>
+                <w:sz w:val="16"/>
+              </w:rPr>
+              <w:t>7.2</w:t>
+            </w:r>
+          </w:p>
+        </w:tc>
+        <w:tc>
+          <w:tcPr>
+            <w:tcW w:type="dxa" w:w="1296"/>
+          </w:tcPr>
+          <w:p>
+            <w:pPr>
+              <w:jc w:val="center"/>
+            </w:pPr>
+            <w:r/>
+            <w:r>
+              <w:rPr>
+                <w:rFonts w:ascii="Times New Roman" w:hAnsi="Times New Roman" w:eastAsia="Times New Roman"/>
+                <w:sz w:val="16"/>
+              </w:rPr>
+              <w:t>6.5–6.9</w:t>
+            </w:r>
+          </w:p>
+        </w:tc>
+      </w:tr>
+      <w:tr>
+        <w:tc>
+          <w:tcPr>
+            <w:tcW w:type="dxa" w:w="2448"/>
+          </w:tcPr>
+          <w:p>
+            <w:pPr>
+              <w:jc w:val="left"/>
+            </w:pPr>
+            <w:r/>
+            <w:r>
+              <w:rPr>
+                <w:rFonts w:ascii="Times New Roman" w:hAnsi="Times New Roman" w:eastAsia="Times New Roman"/>
+                <w:i/>
+                <w:sz w:val="16"/>
+              </w:rPr>
+              <w:t>FC</w:t>
+            </w:r>
+            <w:r>
+              <w:rPr>
+                <w:rFonts w:ascii="Times New Roman" w:hAnsi="Times New Roman" w:eastAsia="Times New Roman"/>
+                <w:sz w:val="16"/>
+              </w:rPr>
+              <w:t xml:space="preserve"> × 0.5</w:t>
+            </w:r>
+          </w:p>
+        </w:tc>
+        <w:tc>
+          <w:tcPr>
+            <w:tcW w:type="dxa" w:w="1224"/>
+          </w:tcPr>
+          <w:p>
+            <w:pPr>
+              <w:jc w:val="center"/>
+            </w:pPr>
+            <w:r/>
+            <w:r>
+              <w:rPr>
+                <w:rFonts w:ascii="Times New Roman" w:hAnsi="Times New Roman" w:eastAsia="Times New Roman"/>
+                <w:sz w:val="16"/>
+              </w:rPr>
+              <w:t>56.3</w:t>
+            </w:r>
+          </w:p>
+        </w:tc>
+        <w:tc>
+          <w:tcPr>
+            <w:tcW w:type="dxa" w:w="1224"/>
+          </w:tcPr>
+          <w:p>
+            <w:pPr>
+              <w:jc w:val="center"/>
+            </w:pPr>
+            <w:r/>
+            <w:r>
+              <w:rPr>
+                <w:rFonts w:ascii="Times New Roman" w:hAnsi="Times New Roman" w:eastAsia="Times New Roman"/>
+                <w:sz w:val="16"/>
+              </w:rPr>
+              <w:t>49.7–50.0</w:t>
+            </w:r>
+          </w:p>
+        </w:tc>
+        <w:tc>
+          <w:tcPr>
+            <w:tcW w:type="dxa" w:w="1224"/>
+          </w:tcPr>
+          <w:p>
+            <w:pPr>
+              <w:jc w:val="center"/>
+            </w:pPr>
+            <w:r/>
+            <w:r>
+              <w:rPr>
+                <w:rFonts w:ascii="Times New Roman" w:hAnsi="Times New Roman" w:eastAsia="Times New Roman"/>
+                <w:sz w:val="16"/>
+              </w:rPr>
+              <w:t>14.4</w:t>
+            </w:r>
+          </w:p>
+        </w:tc>
+        <w:tc>
+          <w:tcPr>
+            <w:tcW w:type="dxa" w:w="1224"/>
+          </w:tcPr>
+          <w:p>
+            <w:pPr>
+              <w:jc w:val="center"/>
+            </w:pPr>
+            <w:r/>
+            <w:r>
+              <w:rPr>
+                <w:rFonts w:ascii="Times New Roman" w:hAnsi="Times New Roman" w:eastAsia="Times New Roman"/>
+                <w:sz w:val="16"/>
+              </w:rPr>
+              <w:t>12.4–12.5</w:t>
+            </w:r>
+          </w:p>
+        </w:tc>
+        <w:tc>
+          <w:tcPr>
+            <w:tcW w:type="dxa" w:w="1296"/>
+          </w:tcPr>
+          <w:p>
+            <w:pPr>
+              <w:jc w:val="center"/>
+            </w:pPr>
+            <w:r/>
+            <w:r>
+              <w:rPr>
+                <w:rFonts w:ascii="Times New Roman" w:hAnsi="Times New Roman" w:eastAsia="Times New Roman"/>
+                <w:sz w:val="16"/>
+              </w:rPr>
+              <w:t>7.3</w:t>
+            </w:r>
+          </w:p>
+        </w:tc>
+        <w:tc>
+          <w:tcPr>
+            <w:tcW w:type="dxa" w:w="1296"/>
+          </w:tcPr>
+          <w:p>
+            <w:pPr>
+              <w:jc w:val="center"/>
+            </w:pPr>
+            <w:r/>
+            <w:r>
+              <w:rPr>
+                <w:rFonts w:ascii="Times New Roman" w:hAnsi="Times New Roman" w:eastAsia="Times New Roman"/>
+                <w:sz w:val="16"/>
+              </w:rPr>
+              <w:t>9.4–9.6</w:t>
+            </w:r>
+          </w:p>
+        </w:tc>
+      </w:tr>
+      <w:tr>
+        <w:tc>
+          <w:tcPr>
+            <w:tcW w:type="dxa" w:w="2448"/>
+          </w:tcPr>
+          <w:p>
+            <w:pPr>
+              <w:jc w:val="left"/>
+            </w:pPr>
+            <w:r/>
+            <w:r>
+              <w:rPr>
+                <w:rFonts w:ascii="Times New Roman" w:hAnsi="Times New Roman" w:eastAsia="Times New Roman"/>
+                <w:i/>
+                <w:sz w:val="16"/>
+              </w:rPr>
+              <w:t>FC</w:t>
+            </w:r>
+            <w:r>
+              <w:rPr>
+                <w:rFonts w:ascii="Times New Roman" w:hAnsi="Times New Roman" w:eastAsia="Times New Roman"/>
+                <w:sz w:val="16"/>
+              </w:rPr>
+              <w:t xml:space="preserve"> × 2</w:t>
+            </w:r>
+          </w:p>
+        </w:tc>
+        <w:tc>
+          <w:tcPr>
+            <w:tcW w:type="dxa" w:w="1224"/>
+          </w:tcPr>
+          <w:p>
+            <w:pPr>
+              <w:jc w:val="center"/>
+            </w:pPr>
+            <w:r/>
+            <w:r>
+              <w:rPr>
+                <w:rFonts w:ascii="Times New Roman" w:hAnsi="Times New Roman" w:eastAsia="Times New Roman"/>
+                <w:sz w:val="16"/>
+              </w:rPr>
+              <w:t>58.5</w:t>
+            </w:r>
+          </w:p>
+        </w:tc>
+        <w:tc>
+          <w:tcPr>
+            <w:tcW w:type="dxa" w:w="1224"/>
+          </w:tcPr>
+          <w:p>
+            <w:pPr>
+              <w:jc w:val="center"/>
+            </w:pPr>
+            <w:r/>
+            <w:r>
+              <w:rPr>
+                <w:rFonts w:ascii="Times New Roman" w:hAnsi="Times New Roman" w:eastAsia="Times New Roman"/>
+                <w:sz w:val="16"/>
+              </w:rPr>
+              <w:t>45.0</w:t>
+            </w:r>
+          </w:p>
+        </w:tc>
+        <w:tc>
+          <w:tcPr>
+            <w:tcW w:type="dxa" w:w="1224"/>
+          </w:tcPr>
+          <w:p>
+            <w:pPr>
+              <w:jc w:val="center"/>
+            </w:pPr>
+            <w:r/>
+            <w:r>
+              <w:rPr>
+                <w:rFonts w:ascii="Times New Roman" w:hAnsi="Times New Roman" w:eastAsia="Times New Roman"/>
+                <w:sz w:val="16"/>
+              </w:rPr>
+              <w:t>14.0</w:t>
+            </w:r>
+          </w:p>
+        </w:tc>
+        <w:tc>
+          <w:tcPr>
+            <w:tcW w:type="dxa" w:w="1224"/>
+          </w:tcPr>
+          <w:p>
+            <w:pPr>
+              <w:jc w:val="center"/>
+            </w:pPr>
+            <w:r/>
+            <w:r>
+              <w:rPr>
+                <w:rFonts w:ascii="Times New Roman" w:hAnsi="Times New Roman" w:eastAsia="Times New Roman"/>
+                <w:sz w:val="16"/>
+              </w:rPr>
+              <w:t>16.1</w:t>
+            </w:r>
+          </w:p>
+        </w:tc>
+        <w:tc>
+          <w:tcPr>
+            <w:tcW w:type="dxa" w:w="1296"/>
+          </w:tcPr>
+          <w:p>
+            <w:pPr>
+              <w:jc w:val="center"/>
+            </w:pPr>
+            <w:r/>
+            <w:r>
+              <w:rPr>
+                <w:rFonts w:ascii="Times New Roman" w:hAnsi="Times New Roman" w:eastAsia="Times New Roman"/>
+                <w:sz w:val="16"/>
+              </w:rPr>
+              <w:t>8.0</w:t>
+            </w:r>
+          </w:p>
+        </w:tc>
+        <w:tc>
+          <w:tcPr>
+            <w:tcW w:type="dxa" w:w="1296"/>
+          </w:tcPr>
+          <w:p>
+            <w:pPr>
+              <w:jc w:val="center"/>
+            </w:pPr>
+            <w:r/>
+            <w:r>
+              <w:rPr>
+                <w:rFonts w:ascii="Times New Roman" w:hAnsi="Times New Roman" w:eastAsia="Times New Roman"/>
+                <w:sz w:val="16"/>
+              </w:rPr>
+              <w:t>7.1</w:t>
+            </w:r>
+          </w:p>
+        </w:tc>
+      </w:tr>
+      <w:tr>
+        <w:tc>
+          <w:tcPr>
+            <w:tcW w:type="dxa" w:w="2448"/>
+          </w:tcPr>
+          <w:p>
+            <w:pPr>
+              <w:jc w:val="left"/>
+            </w:pPr>
+            <w:r/>
+            <w:r>
+              <w:rPr>
+                <w:rFonts w:ascii="Times New Roman" w:hAnsi="Times New Roman" w:eastAsia="Times New Roman"/>
+                <w:sz w:val="16"/>
+              </w:rPr>
+              <w:t>demand: persistent</w:t>
+            </w:r>
+          </w:p>
+        </w:tc>
+        <w:tc>
+          <w:tcPr>
+            <w:tcW w:type="dxa" w:w="1224"/>
+          </w:tcPr>
+          <w:p>
+            <w:pPr>
+              <w:jc w:val="center"/>
+            </w:pPr>
+            <w:r/>
+            <w:r>
+              <w:rPr>
+                <w:rFonts w:ascii="Times New Roman" w:hAnsi="Times New Roman" w:eastAsia="Times New Roman"/>
+                <w:sz w:val="16"/>
+              </w:rPr>
+              <w:t>41.9</w:t>
+            </w:r>
+          </w:p>
+        </w:tc>
+        <w:tc>
+          <w:tcPr>
+            <w:tcW w:type="dxa" w:w="1224"/>
+          </w:tcPr>
+          <w:p>
+            <w:pPr>
+              <w:jc w:val="center"/>
+            </w:pPr>
+            <w:r/>
+            <w:r>
+              <w:rPr>
+                <w:rFonts w:ascii="Times New Roman" w:hAnsi="Times New Roman" w:eastAsia="Times New Roman"/>
+                <w:sz w:val="16"/>
+              </w:rPr>
+              <w:t>36.9–41.6</w:t>
+            </w:r>
+          </w:p>
+        </w:tc>
+        <w:tc>
+          <w:tcPr>
+            <w:tcW w:type="dxa" w:w="1224"/>
+          </w:tcPr>
+          <w:p>
+            <w:pPr>
+              <w:jc w:val="center"/>
+            </w:pPr>
+            <w:r/>
+            <w:r>
+              <w:rPr>
+                <w:rFonts w:ascii="Times New Roman" w:hAnsi="Times New Roman" w:eastAsia="Times New Roman"/>
+                <w:sz w:val="16"/>
+              </w:rPr>
+              <w:t>20.9</w:t>
+            </w:r>
+          </w:p>
+        </w:tc>
+        <w:tc>
+          <w:tcPr>
+            <w:tcW w:type="dxa" w:w="1224"/>
+          </w:tcPr>
+          <w:p>
+            <w:pPr>
+              <w:jc w:val="center"/>
+            </w:pPr>
+            <w:r/>
+            <w:r>
+              <w:rPr>
+                <w:rFonts w:ascii="Times New Roman" w:hAnsi="Times New Roman" w:eastAsia="Times New Roman"/>
+                <w:sz w:val="16"/>
+              </w:rPr>
+              <w:t>15.8–19.9</w:t>
+            </w:r>
+          </w:p>
+        </w:tc>
+        <w:tc>
+          <w:tcPr>
+            <w:tcW w:type="dxa" w:w="1296"/>
+          </w:tcPr>
+          <w:p>
+            <w:pPr>
+              <w:jc w:val="center"/>
+            </w:pPr>
+            <w:r/>
+            <w:r>
+              <w:rPr>
+                <w:rFonts w:ascii="Times New Roman" w:hAnsi="Times New Roman" w:eastAsia="Times New Roman"/>
+                <w:sz w:val="16"/>
+              </w:rPr>
+              <w:t>3.4</w:t>
+            </w:r>
+          </w:p>
+        </w:tc>
+        <w:tc>
+          <w:tcPr>
+            <w:tcW w:type="dxa" w:w="1296"/>
+          </w:tcPr>
+          <w:p>
+            <w:pPr>
+              <w:jc w:val="center"/>
+            </w:pPr>
+            <w:r/>
+            <w:r>
+              <w:rPr>
+                <w:rFonts w:ascii="Times New Roman" w:hAnsi="Times New Roman" w:eastAsia="Times New Roman"/>
+                <w:sz w:val="16"/>
+              </w:rPr>
+              <w:t>4.8–7.6</w:t>
+            </w:r>
+          </w:p>
+        </w:tc>
+      </w:tr>
+      <w:tr>
+        <w:tc>
+          <w:tcPr>
+            <w:tcW w:type="dxa" w:w="2448"/>
+          </w:tcPr>
+          <w:p>
+            <w:pPr>
+              <w:jc w:val="left"/>
+            </w:pPr>
+            <w:r/>
+            <w:r>
+              <w:rPr>
+                <w:rFonts w:ascii="Times New Roman" w:hAnsi="Times New Roman" w:eastAsia="Times New Roman"/>
+                <w:sz w:val="16"/>
+              </w:rPr>
+              <w:t>demand: iid</w:t>
+            </w:r>
+          </w:p>
+        </w:tc>
+        <w:tc>
+          <w:tcPr>
+            <w:tcW w:type="dxa" w:w="1224"/>
+          </w:tcPr>
+          <w:p>
+            <w:pPr>
+              <w:jc w:val="center"/>
+            </w:pPr>
+            <w:r/>
+            <w:r>
+              <w:rPr>
+                <w:rFonts w:ascii="Times New Roman" w:hAnsi="Times New Roman" w:eastAsia="Times New Roman"/>
+                <w:sz w:val="16"/>
+              </w:rPr>
+              <w:t>60.0</w:t>
+            </w:r>
+          </w:p>
+        </w:tc>
+        <w:tc>
+          <w:tcPr>
+            <w:tcW w:type="dxa" w:w="1224"/>
+          </w:tcPr>
+          <w:p>
+            <w:pPr>
+              <w:jc w:val="center"/>
+            </w:pPr>
+            <w:r/>
+            <w:r>
+              <w:rPr>
+                <w:rFonts w:ascii="Times New Roman" w:hAnsi="Times New Roman" w:eastAsia="Times New Roman"/>
+                <w:sz w:val="16"/>
+              </w:rPr>
+              <w:t>45.0–48.6</w:t>
+            </w:r>
+          </w:p>
+        </w:tc>
+        <w:tc>
+          <w:tcPr>
+            <w:tcW w:type="dxa" w:w="1224"/>
+          </w:tcPr>
+          <w:p>
+            <w:pPr>
+              <w:jc w:val="center"/>
+            </w:pPr>
+            <w:r/>
+            <w:r>
+              <w:rPr>
+                <w:rFonts w:ascii="Times New Roman" w:hAnsi="Times New Roman" w:eastAsia="Times New Roman"/>
+                <w:sz w:val="16"/>
+              </w:rPr>
+              <w:t>15.7</w:t>
+            </w:r>
+          </w:p>
+        </w:tc>
+        <w:tc>
+          <w:tcPr>
+            <w:tcW w:type="dxa" w:w="1224"/>
+          </w:tcPr>
+          <w:p>
+            <w:pPr>
+              <w:jc w:val="center"/>
+            </w:pPr>
+            <w:r/>
+            <w:r>
+              <w:rPr>
+                <w:rFonts w:ascii="Times New Roman" w:hAnsi="Times New Roman" w:eastAsia="Times New Roman"/>
+                <w:sz w:val="16"/>
+              </w:rPr>
+              <w:t>16.1–18.2</w:t>
+            </w:r>
+          </w:p>
+        </w:tc>
+        <w:tc>
+          <w:tcPr>
+            <w:tcW w:type="dxa" w:w="1296"/>
+          </w:tcPr>
+          <w:p>
+            <w:pPr>
+              <w:jc w:val="center"/>
+            </w:pPr>
+            <w:r/>
+            <w:r>
+              <w:rPr>
+                <w:rFonts w:ascii="Times New Roman" w:hAnsi="Times New Roman" w:eastAsia="Times New Roman"/>
+                <w:sz w:val="16"/>
+              </w:rPr>
+              <w:t>7.5</w:t>
+            </w:r>
+          </w:p>
+        </w:tc>
+        <w:tc>
+          <w:tcPr>
+            <w:tcW w:type="dxa" w:w="1296"/>
+          </w:tcPr>
+          <w:p>
+            <w:pPr>
+              <w:jc w:val="center"/>
+            </w:pPr>
+            <w:r/>
+            <w:r>
+              <w:rPr>
+                <w:rFonts w:ascii="Times New Roman" w:hAnsi="Times New Roman" w:eastAsia="Times New Roman"/>
+                <w:sz w:val="16"/>
+              </w:rPr>
+              <w:t>6.5–8.1</w:t>
+            </w:r>
+          </w:p>
+        </w:tc>
+      </w:tr>
+      <w:tr>
+        <w:tc>
+          <w:tcPr>
+            <w:tcW w:type="dxa" w:w="2448"/>
+          </w:tcPr>
+          <w:p>
+            <w:pPr>
+              <w:jc w:val="left"/>
+            </w:pPr>
+            <w:r/>
+            <w:r>
+              <w:rPr>
+                <w:rFonts w:ascii="Times New Roman" w:hAnsi="Times New Roman" w:eastAsia="Times New Roman"/>
+                <w:sz w:val="16"/>
+              </w:rPr>
+              <w:t>demand: growth-skewed</w:t>
+            </w:r>
+          </w:p>
+        </w:tc>
+        <w:tc>
+          <w:tcPr>
+            <w:tcW w:type="dxa" w:w="1224"/>
+          </w:tcPr>
+          <w:p>
+            <w:pPr>
+              <w:jc w:val="center"/>
+            </w:pPr>
+            <w:r/>
+            <w:r>
+              <w:rPr>
+                <w:rFonts w:ascii="Times New Roman" w:hAnsi="Times New Roman" w:eastAsia="Times New Roman"/>
+                <w:sz w:val="16"/>
+              </w:rPr>
+              <w:t>60.0</w:t>
+            </w:r>
+          </w:p>
+        </w:tc>
+        <w:tc>
+          <w:tcPr>
+            <w:tcW w:type="dxa" w:w="1224"/>
+          </w:tcPr>
+          <w:p>
+            <w:pPr>
+              <w:jc w:val="center"/>
+            </w:pPr>
+            <w:r/>
+            <w:r>
+              <w:rPr>
+                <w:rFonts w:ascii="Times New Roman" w:hAnsi="Times New Roman" w:eastAsia="Times New Roman"/>
+                <w:sz w:val="16"/>
+              </w:rPr>
+              <w:t>45.1–60.0</w:t>
+            </w:r>
+          </w:p>
+        </w:tc>
+        <w:tc>
+          <w:tcPr>
+            <w:tcW w:type="dxa" w:w="1224"/>
+          </w:tcPr>
+          <w:p>
+            <w:pPr>
+              <w:jc w:val="center"/>
+            </w:pPr>
+            <w:r/>
+            <w:r>
+              <w:rPr>
+                <w:rFonts w:ascii="Times New Roman" w:hAnsi="Times New Roman" w:eastAsia="Times New Roman"/>
+                <w:sz w:val="16"/>
+              </w:rPr>
+              <w:t>25.4</w:t>
+            </w:r>
+          </w:p>
+        </w:tc>
+        <w:tc>
+          <w:tcPr>
+            <w:tcW w:type="dxa" w:w="1224"/>
+          </w:tcPr>
+          <w:p>
+            <w:pPr>
+              <w:jc w:val="center"/>
+            </w:pPr>
+            <w:r/>
+            <w:r>
+              <w:rPr>
+                <w:rFonts w:ascii="Times New Roman" w:hAnsi="Times New Roman" w:eastAsia="Times New Roman"/>
+                <w:sz w:val="16"/>
+              </w:rPr>
+              <w:t>17.4–27.4</w:t>
+            </w:r>
+          </w:p>
+        </w:tc>
+        <w:tc>
+          <w:tcPr>
+            <w:tcW w:type="dxa" w:w="1296"/>
+          </w:tcPr>
+          <w:p>
+            <w:pPr>
+              <w:jc w:val="center"/>
+            </w:pPr>
+            <w:r/>
+            <w:r>
+              <w:rPr>
+                <w:rFonts w:ascii="Times New Roman" w:hAnsi="Times New Roman" w:eastAsia="Times New Roman"/>
+                <w:sz w:val="16"/>
+              </w:rPr>
+              <w:t>5.6</w:t>
+            </w:r>
+          </w:p>
+        </w:tc>
+        <w:tc>
+          <w:tcPr>
+            <w:tcW w:type="dxa" w:w="1296"/>
+          </w:tcPr>
+          <w:p>
+            <w:pPr>
+              <w:jc w:val="center"/>
+            </w:pPr>
+            <w:r/>
+            <w:r>
+              <w:rPr>
+                <w:rFonts w:ascii="Times New Roman" w:hAnsi="Times New Roman" w:eastAsia="Times New Roman"/>
+                <w:sz w:val="16"/>
+              </w:rPr>
+              <w:t>4.6–12.7</w:t>
+            </w:r>
+          </w:p>
+        </w:tc>
+      </w:tr>
+      <w:tr>
+        <w:tc>
+          <w:tcPr>
+            <w:tcW w:type="dxa" w:w="2448"/>
+          </w:tcPr>
+          <w:p>
+            <w:pPr>
+              <w:jc w:val="left"/>
+            </w:pPr>
+            <w:r/>
+            <w:r>
+              <w:rPr>
+                <w:rFonts w:ascii="Times New Roman" w:hAnsi="Times New Roman" w:eastAsia="Times New Roman"/>
+                <w:sz w:val="16"/>
+              </w:rPr>
+              <w:t>price grid: 4 prices*</w:t>
+            </w:r>
+          </w:p>
+        </w:tc>
+        <w:tc>
+          <w:tcPr>
+            <w:tcW w:type="dxa" w:w="1224"/>
+          </w:tcPr>
+          <w:p>
+            <w:pPr>
+              <w:jc w:val="center"/>
+            </w:pPr>
+            <w:r/>
+            <w:r>
+              <w:rPr>
+                <w:rFonts w:ascii="Times New Roman" w:hAnsi="Times New Roman" w:eastAsia="Times New Roman"/>
+                <w:sz w:val="16"/>
+              </w:rPr>
+              <w:t>45.6–60.0</w:t>
+            </w:r>
+          </w:p>
+        </w:tc>
+        <w:tc>
+          <w:tcPr>
+            <w:tcW w:type="dxa" w:w="1224"/>
+          </w:tcPr>
+          <w:p>
+            <w:pPr>
+              <w:jc w:val="center"/>
+            </w:pPr>
+            <w:r/>
+            <w:r>
+              <w:rPr>
+                <w:rFonts w:ascii="Times New Roman" w:hAnsi="Times New Roman" w:eastAsia="Times New Roman"/>
+                <w:sz w:val="16"/>
+              </w:rPr>
+              <w:t>45.0–49.6</w:t>
+            </w:r>
+          </w:p>
+        </w:tc>
+        <w:tc>
+          <w:tcPr>
+            <w:tcW w:type="dxa" w:w="1224"/>
+          </w:tcPr>
+          <w:p>
+            <w:pPr>
+              <w:jc w:val="center"/>
+            </w:pPr>
+            <w:r/>
+            <w:r>
+              <w:rPr>
+                <w:rFonts w:ascii="Times New Roman" w:hAnsi="Times New Roman" w:eastAsia="Times New Roman"/>
+                <w:sz w:val="16"/>
+              </w:rPr>
+              <w:t>19.1–20.5</w:t>
+            </w:r>
+          </w:p>
+        </w:tc>
+        <w:tc>
+          <w:tcPr>
+            <w:tcW w:type="dxa" w:w="1224"/>
+          </w:tcPr>
+          <w:p>
+            <w:pPr>
+              <w:jc w:val="center"/>
+            </w:pPr>
+            <w:r/>
+            <w:r>
+              <w:rPr>
+                <w:rFonts w:ascii="Times New Roman" w:hAnsi="Times New Roman" w:eastAsia="Times New Roman"/>
+                <w:sz w:val="16"/>
+              </w:rPr>
+              <w:t>15.2–17.3</w:t>
+            </w:r>
+          </w:p>
+        </w:tc>
+        <w:tc>
+          <w:tcPr>
+            <w:tcW w:type="dxa" w:w="1296"/>
+          </w:tcPr>
+          <w:p>
+            <w:pPr>
+              <w:jc w:val="center"/>
+            </w:pPr>
+            <w:r/>
+            <w:r>
+              <w:rPr>
+                <w:rFonts w:ascii="Times New Roman" w:hAnsi="Times New Roman" w:eastAsia="Times New Roman"/>
+                <w:sz w:val="16"/>
+              </w:rPr>
+              <w:t>1.2–3.9</w:t>
+            </w:r>
+          </w:p>
+        </w:tc>
+        <w:tc>
+          <w:tcPr>
+            <w:tcW w:type="dxa" w:w="1296"/>
+          </w:tcPr>
+          <w:p>
+            <w:pPr>
+              <w:jc w:val="center"/>
+            </w:pPr>
+            <w:r/>
+            <w:r>
+              <w:rPr>
+                <w:rFonts w:ascii="Times New Roman" w:hAnsi="Times New Roman" w:eastAsia="Times New Roman"/>
+                <w:sz w:val="16"/>
+              </w:rPr>
+              <w:t>6.0–7.5</w:t>
+            </w:r>
+          </w:p>
+        </w:tc>
+      </w:tr>
+      <w:tr>
+        <w:tc>
+          <w:tcPr>
+            <w:tcW w:type="dxa" w:w="2448"/>
+          </w:tcPr>
+          <w:p>
+            <w:pPr>
+              <w:jc w:val="left"/>
+            </w:pPr>
+            <w:r/>
+            <w:r>
+              <w:rPr>
+                <w:rFonts w:ascii="Times New Roman" w:hAnsi="Times New Roman" w:eastAsia="Times New Roman"/>
+                <w:sz w:val="16"/>
+              </w:rPr>
+              <w:t>price grid: 16 prices</w:t>
+            </w:r>
+          </w:p>
+        </w:tc>
+        <w:tc>
+          <w:tcPr>
+            <w:tcW w:type="dxa" w:w="1224"/>
+          </w:tcPr>
+          <w:p>
+            <w:pPr>
+              <w:jc w:val="center"/>
+            </w:pPr>
+            <w:r/>
+            <w:r>
+              <w:rPr>
+                <w:rFonts w:ascii="Times New Roman" w:hAnsi="Times New Roman" w:eastAsia="Times New Roman"/>
+                <w:sz w:val="16"/>
+              </w:rPr>
+              <w:t>58.7</w:t>
+            </w:r>
+          </w:p>
+        </w:tc>
+        <w:tc>
+          <w:tcPr>
+            <w:tcW w:type="dxa" w:w="1224"/>
+          </w:tcPr>
+          <w:p>
+            <w:pPr>
+              <w:jc w:val="center"/>
+            </w:pPr>
+            <w:r/>
+            <w:r>
+              <w:rPr>
+                <w:rFonts w:ascii="Times New Roman" w:hAnsi="Times New Roman" w:eastAsia="Times New Roman"/>
+                <w:sz w:val="16"/>
+              </w:rPr>
+              <w:t>45.0–47.5</w:t>
+            </w:r>
+          </w:p>
+        </w:tc>
+        <w:tc>
+          <w:tcPr>
+            <w:tcW w:type="dxa" w:w="1224"/>
+          </w:tcPr>
+          <w:p>
+            <w:pPr>
+              <w:jc w:val="center"/>
+            </w:pPr>
+            <w:r/>
+            <w:r>
+              <w:rPr>
+                <w:rFonts w:ascii="Times New Roman" w:hAnsi="Times New Roman" w:eastAsia="Times New Roman"/>
+                <w:sz w:val="16"/>
+              </w:rPr>
+              <w:t>14.2</w:t>
+            </w:r>
+          </w:p>
+        </w:tc>
+        <w:tc>
+          <w:tcPr>
+            <w:tcW w:type="dxa" w:w="1224"/>
+          </w:tcPr>
+          <w:p>
+            <w:pPr>
+              <w:jc w:val="center"/>
+            </w:pPr>
+            <w:r/>
+            <w:r>
+              <w:rPr>
+                <w:rFonts w:ascii="Times New Roman" w:hAnsi="Times New Roman" w:eastAsia="Times New Roman"/>
+                <w:sz w:val="16"/>
+              </w:rPr>
+              <w:t>13.8–15.5</w:t>
+            </w:r>
+          </w:p>
+        </w:tc>
+        <w:tc>
+          <w:tcPr>
+            <w:tcW w:type="dxa" w:w="1296"/>
+          </w:tcPr>
+          <w:p>
+            <w:pPr>
+              <w:jc w:val="center"/>
+            </w:pPr>
+            <w:r/>
+            <w:r>
+              <w:rPr>
+                <w:rFonts w:ascii="Times New Roman" w:hAnsi="Times New Roman" w:eastAsia="Times New Roman"/>
+                <w:sz w:val="16"/>
+              </w:rPr>
+              <w:t>7.4</w:t>
+            </w:r>
+          </w:p>
+        </w:tc>
+        <w:tc>
+          <w:tcPr>
+            <w:tcW w:type="dxa" w:w="1296"/>
+          </w:tcPr>
+          <w:p>
+            <w:pPr>
+              <w:jc w:val="center"/>
+            </w:pPr>
+            <w:r/>
+            <w:r>
+              <w:rPr>
+                <w:rFonts w:ascii="Times New Roman" w:hAnsi="Times New Roman" w:eastAsia="Times New Roman"/>
+                <w:sz w:val="16"/>
+              </w:rPr>
+              <w:t>7.5–8.7</w:t>
+            </w:r>
+          </w:p>
+        </w:tc>
+      </w:tr>
+      <w:tr>
+        <w:tc>
+          <w:tcPr>
+            <w:tcW w:type="dxa" w:w="2448"/>
+          </w:tcPr>
+          <w:p>
+            <w:pPr>
+              <w:jc w:val="left"/>
+            </w:pPr>
+            <w:r/>
+            <w:r>
+              <w:rPr>
+                <w:rFonts w:ascii="Times New Roman" w:hAnsi="Times New Roman" w:eastAsia="Times New Roman"/>
+                <w:sz w:val="16"/>
+              </w:rPr>
+              <w:t>ψ = 0</w:t>
+            </w:r>
+          </w:p>
+        </w:tc>
+        <w:tc>
+          <w:tcPr>
+            <w:tcW w:type="dxa" w:w="1224"/>
+          </w:tcPr>
+          <w:p>
+            <w:pPr>
+              <w:jc w:val="center"/>
+            </w:pPr>
+            <w:r/>
+            <w:r>
+              <w:rPr>
+                <w:rFonts w:ascii="Times New Roman" w:hAnsi="Times New Roman" w:eastAsia="Times New Roman"/>
+                <w:sz w:val="16"/>
+              </w:rPr>
+              <w:t>44.9–45.0</w:t>
+            </w:r>
+          </w:p>
+        </w:tc>
+        <w:tc>
+          <w:tcPr>
+            <w:tcW w:type="dxa" w:w="1224"/>
+          </w:tcPr>
+          <w:p>
+            <w:pPr>
+              <w:jc w:val="center"/>
+            </w:pPr>
+            <w:r/>
+            <w:r>
+              <w:rPr>
+                <w:rFonts w:ascii="Times New Roman" w:hAnsi="Times New Roman" w:eastAsia="Times New Roman"/>
+                <w:sz w:val="16"/>
+              </w:rPr>
+              <w:t>44.9–45.0</w:t>
+            </w:r>
+          </w:p>
+        </w:tc>
+        <w:tc>
+          <w:tcPr>
+            <w:tcW w:type="dxa" w:w="1224"/>
+          </w:tcPr>
+          <w:p>
+            <w:pPr>
+              <w:jc w:val="center"/>
+            </w:pPr>
+            <w:r/>
+            <w:r>
+              <w:rPr>
+                <w:rFonts w:ascii="Times New Roman" w:hAnsi="Times New Roman" w:eastAsia="Times New Roman"/>
+                <w:sz w:val="16"/>
+              </w:rPr>
+              <w:t>18.9</w:t>
+            </w:r>
+          </w:p>
+        </w:tc>
+        <w:tc>
+          <w:tcPr>
+            <w:tcW w:type="dxa" w:w="1224"/>
+          </w:tcPr>
+          <w:p>
+            <w:pPr>
+              <w:jc w:val="center"/>
+            </w:pPr>
+            <w:r/>
+            <w:r>
+              <w:rPr>
+                <w:rFonts w:ascii="Times New Roman" w:hAnsi="Times New Roman" w:eastAsia="Times New Roman"/>
+                <w:sz w:val="16"/>
+              </w:rPr>
+              <w:t>16.8</w:t>
+            </w:r>
+          </w:p>
+        </w:tc>
+        <w:tc>
+          <w:tcPr>
+            <w:tcW w:type="dxa" w:w="1296"/>
+          </w:tcPr>
+          <w:p>
+            <w:pPr>
+              <w:jc w:val="center"/>
+            </w:pPr>
+            <w:r/>
+            <w:r>
+              <w:rPr>
+                <w:rFonts w:ascii="Times New Roman" w:hAnsi="Times New Roman" w:eastAsia="Times New Roman"/>
+                <w:sz w:val="16"/>
+              </w:rPr>
+              <w:t>5.5</w:t>
+            </w:r>
+          </w:p>
+        </w:tc>
+        <w:tc>
+          <w:tcPr>
+            <w:tcW w:type="dxa" w:w="1296"/>
+          </w:tcPr>
+          <w:p>
+            <w:pPr>
+              <w:jc w:val="center"/>
+            </w:pPr>
+            <w:r/>
+            <w:r>
+              <w:rPr>
+                <w:rFonts w:ascii="Times New Roman" w:hAnsi="Times New Roman" w:eastAsia="Times New Roman"/>
+                <w:sz w:val="16"/>
+              </w:rPr>
+              <w:t>7.6</w:t>
+            </w:r>
+          </w:p>
+        </w:tc>
+      </w:tr>
+      <w:tr>
+        <w:tc>
+          <w:tcPr>
+            <w:tcW w:type="dxa" w:w="2448"/>
+          </w:tcPr>
+          <w:p>
+            <w:pPr>
+              <w:jc w:val="left"/>
+            </w:pPr>
+            <w:r/>
+            <w:r>
+              <w:rPr>
+                <w:rFonts w:ascii="Times New Roman" w:hAnsi="Times New Roman" w:eastAsia="Times New Roman"/>
+                <w:sz w:val="16"/>
+              </w:rPr>
+              <w:t>ψ = 0.6</w:t>
+            </w:r>
+          </w:p>
+        </w:tc>
+        <w:tc>
+          <w:tcPr>
+            <w:tcW w:type="dxa" w:w="1224"/>
+          </w:tcPr>
+          <w:p>
+            <w:pPr>
+              <w:jc w:val="center"/>
+            </w:pPr>
+            <w:r/>
+            <w:r>
+              <w:rPr>
+                <w:rFonts w:ascii="Times New Roman" w:hAnsi="Times New Roman" w:eastAsia="Times New Roman"/>
+                <w:sz w:val="16"/>
+              </w:rPr>
+              <w:t>59.8–59.9</w:t>
+            </w:r>
+          </w:p>
+        </w:tc>
+        <w:tc>
+          <w:tcPr>
+            <w:tcW w:type="dxa" w:w="1224"/>
+          </w:tcPr>
+          <w:p>
+            <w:pPr>
+              <w:jc w:val="center"/>
+            </w:pPr>
+            <w:r/>
+            <w:r>
+              <w:rPr>
+                <w:rFonts w:ascii="Times New Roman" w:hAnsi="Times New Roman" w:eastAsia="Times New Roman"/>
+                <w:sz w:val="16"/>
+              </w:rPr>
+              <w:t>45.1–59.2</w:t>
+            </w:r>
+          </w:p>
+        </w:tc>
+        <w:tc>
+          <w:tcPr>
+            <w:tcW w:type="dxa" w:w="1224"/>
+          </w:tcPr>
+          <w:p>
+            <w:pPr>
+              <w:jc w:val="center"/>
+            </w:pPr>
+            <w:r/>
+            <w:r>
+              <w:rPr>
+                <w:rFonts w:ascii="Times New Roman" w:hAnsi="Times New Roman" w:eastAsia="Times New Roman"/>
+                <w:sz w:val="16"/>
+              </w:rPr>
+              <w:t>13.7</w:t>
+            </w:r>
+          </w:p>
+        </w:tc>
+        <w:tc>
+          <w:tcPr>
+            <w:tcW w:type="dxa" w:w="1224"/>
+          </w:tcPr>
+          <w:p>
+            <w:pPr>
+              <w:jc w:val="center"/>
+            </w:pPr>
+            <w:r/>
+            <w:r>
+              <w:rPr>
+                <w:rFonts w:ascii="Times New Roman" w:hAnsi="Times New Roman" w:eastAsia="Times New Roman"/>
+                <w:sz w:val="16"/>
+              </w:rPr>
+              <w:t>8.9–15.2</w:t>
+            </w:r>
+          </w:p>
+        </w:tc>
+        <w:tc>
+          <w:tcPr>
+            <w:tcW w:type="dxa" w:w="1296"/>
+          </w:tcPr>
+          <w:p>
+            <w:pPr>
+              <w:jc w:val="center"/>
+            </w:pPr>
+            <w:r/>
+            <w:r>
+              <w:rPr>
+                <w:rFonts w:ascii="Times New Roman" w:hAnsi="Times New Roman" w:eastAsia="Times New Roman"/>
+                <w:sz w:val="16"/>
+              </w:rPr>
+              <w:t>7.9</w:t>
+            </w:r>
+          </w:p>
+        </w:tc>
+        <w:tc>
+          <w:tcPr>
+            <w:tcW w:type="dxa" w:w="1296"/>
+          </w:tcPr>
+          <w:p>
+            <w:pPr>
+              <w:jc w:val="center"/>
+            </w:pPr>
+            <w:r/>
+            <w:r>
+              <w:rPr>
+                <w:rFonts w:ascii="Times New Roman" w:hAnsi="Times New Roman" w:eastAsia="Times New Roman"/>
+                <w:sz w:val="16"/>
+              </w:rPr>
+              <w:t>7.0–12.6</w:t>
+            </w:r>
+          </w:p>
+        </w:tc>
+      </w:tr>
+      <w:tr>
+        <w:tc>
+          <w:tcPr>
+            <w:tcW w:type="dxa" w:w="2448"/>
+          </w:tcPr>
+          <w:p>
+            <w:pPr>
+              <w:jc w:val="left"/>
+            </w:pPr>
+            <w:r/>
+            <w:r>
+              <w:rPr>
+                <w:rFonts w:ascii="Times New Roman" w:hAnsi="Times New Roman" w:eastAsia="Times New Roman"/>
+                <w:sz w:val="16"/>
+              </w:rPr>
+              <w:t>β = 0.9</w:t>
+            </w:r>
+          </w:p>
+        </w:tc>
+        <w:tc>
+          <w:tcPr>
+            <w:tcW w:type="dxa" w:w="1224"/>
+          </w:tcPr>
+          <w:p>
+            <w:pPr>
+              <w:jc w:val="center"/>
+            </w:pPr>
+            <w:r/>
+            <w:r>
+              <w:rPr>
+                <w:rFonts w:ascii="Times New Roman" w:hAnsi="Times New Roman" w:eastAsia="Times New Roman"/>
+                <w:sz w:val="16"/>
+              </w:rPr>
+              <w:t>56.0</w:t>
+            </w:r>
+          </w:p>
+        </w:tc>
+        <w:tc>
+          <w:tcPr>
+            <w:tcW w:type="dxa" w:w="1224"/>
+          </w:tcPr>
+          <w:p>
+            <w:pPr>
+              <w:jc w:val="center"/>
+            </w:pPr>
+            <w:r/>
+            <w:r>
+              <w:rPr>
+                <w:rFonts w:ascii="Times New Roman" w:hAnsi="Times New Roman" w:eastAsia="Times New Roman"/>
+                <w:sz w:val="16"/>
+              </w:rPr>
+              <w:t>45.0–45.5</w:t>
+            </w:r>
+          </w:p>
+        </w:tc>
+        <w:tc>
+          <w:tcPr>
+            <w:tcW w:type="dxa" w:w="1224"/>
+          </w:tcPr>
+          <w:p>
+            <w:pPr>
+              <w:jc w:val="center"/>
+            </w:pPr>
+            <w:r/>
+            <w:r>
+              <w:rPr>
+                <w:rFonts w:ascii="Times New Roman" w:hAnsi="Times New Roman" w:eastAsia="Times New Roman"/>
+                <w:sz w:val="16"/>
+              </w:rPr>
+              <w:t>14.4</w:t>
+            </w:r>
+          </w:p>
+        </w:tc>
+        <w:tc>
+          <w:tcPr>
+            <w:tcW w:type="dxa" w:w="1224"/>
+          </w:tcPr>
+          <w:p>
+            <w:pPr>
+              <w:jc w:val="center"/>
+            </w:pPr>
+            <w:r/>
+            <w:r>
+              <w:rPr>
+                <w:rFonts w:ascii="Times New Roman" w:hAnsi="Times New Roman" w:eastAsia="Times New Roman"/>
+                <w:sz w:val="16"/>
+              </w:rPr>
+              <w:t>15.7–16.0</w:t>
+            </w:r>
+          </w:p>
+        </w:tc>
+        <w:tc>
+          <w:tcPr>
+            <w:tcW w:type="dxa" w:w="1296"/>
+          </w:tcPr>
+          <w:p>
+            <w:pPr>
+              <w:jc w:val="center"/>
+            </w:pPr>
+            <w:r/>
+            <w:r>
+              <w:rPr>
+                <w:rFonts w:ascii="Times New Roman" w:hAnsi="Times New Roman" w:eastAsia="Times New Roman"/>
+                <w:sz w:val="16"/>
+              </w:rPr>
+              <w:t>7.4</w:t>
+            </w:r>
+          </w:p>
+        </w:tc>
+        <w:tc>
+          <w:tcPr>
+            <w:tcW w:type="dxa" w:w="1296"/>
+          </w:tcPr>
+          <w:p>
+            <w:pPr>
+              <w:jc w:val="center"/>
+            </w:pPr>
+            <w:r/>
+            <w:r>
+              <w:rPr>
+                <w:rFonts w:ascii="Times New Roman" w:hAnsi="Times New Roman" w:eastAsia="Times New Roman"/>
+                <w:sz w:val="16"/>
+              </w:rPr>
+              <w:t>7.1–7.4</w:t>
+            </w:r>
+          </w:p>
+        </w:tc>
+      </w:tr>
+      <w:tr>
+        <w:tc>
+          <w:tcPr>
+            <w:tcW w:type="dxa" w:w="2448"/>
+            <w:tcBorders>
+              <w:bottom w:val="single" w:sz="8" w:space="0" w:color="000000"/>
+            </w:tcBorders>
+          </w:tcPr>
+          <w:p>
+            <w:pPr>
+              <w:jc w:val="left"/>
+            </w:pPr>
+            <w:r/>
+            <w:r>
+              <w:rPr>
+                <w:rFonts w:ascii="Times New Roman" w:hAnsi="Times New Roman" w:eastAsia="Times New Roman"/>
+                <w:sz w:val="16"/>
+              </w:rPr>
+              <w:t>β = 0.98</w:t>
+            </w:r>
+          </w:p>
+        </w:tc>
+        <w:tc>
+          <w:tcPr>
+            <w:tcW w:type="dxa" w:w="1224"/>
+            <w:tcBorders>
+              <w:bottom w:val="single" w:sz="8" w:space="0" w:color="000000"/>
+            </w:tcBorders>
+          </w:tcPr>
+          <w:p>
+            <w:pPr>
+              <w:jc w:val="center"/>
+            </w:pPr>
+            <w:r/>
+            <w:r>
+              <w:rPr>
+                <w:rFonts w:ascii="Times New Roman" w:hAnsi="Times New Roman" w:eastAsia="Times New Roman"/>
+                <w:sz w:val="16"/>
+              </w:rPr>
+              <w:t>59.0</w:t>
+            </w:r>
+          </w:p>
+        </w:tc>
+        <w:tc>
+          <w:tcPr>
+            <w:tcW w:type="dxa" w:w="1224"/>
+            <w:tcBorders>
+              <w:bottom w:val="single" w:sz="8" w:space="0" w:color="000000"/>
+            </w:tcBorders>
+          </w:tcPr>
+          <w:p>
+            <w:pPr>
+              <w:jc w:val="center"/>
+            </w:pPr>
+            <w:r/>
+            <w:r>
+              <w:rPr>
+                <w:rFonts w:ascii="Times New Roman" w:hAnsi="Times New Roman" w:eastAsia="Times New Roman"/>
+                <w:sz w:val="16"/>
+              </w:rPr>
+              <w:t>45.0–45.8</w:t>
+            </w:r>
+          </w:p>
+        </w:tc>
+        <w:tc>
+          <w:tcPr>
+            <w:tcW w:type="dxa" w:w="1224"/>
+            <w:tcBorders>
+              <w:bottom w:val="single" w:sz="8" w:space="0" w:color="000000"/>
+            </w:tcBorders>
+          </w:tcPr>
+          <w:p>
+            <w:pPr>
+              <w:jc w:val="center"/>
+            </w:pPr>
+            <w:r/>
+            <w:r>
+              <w:rPr>
+                <w:rFonts w:ascii="Times New Roman" w:hAnsi="Times New Roman" w:eastAsia="Times New Roman"/>
+                <w:sz w:val="16"/>
+              </w:rPr>
+              <w:t>13.8</w:t>
+            </w:r>
+          </w:p>
+        </w:tc>
+        <w:tc>
+          <w:tcPr>
+            <w:tcW w:type="dxa" w:w="1224"/>
+            <w:tcBorders>
+              <w:bottom w:val="single" w:sz="8" w:space="0" w:color="000000"/>
+            </w:tcBorders>
+          </w:tcPr>
+          <w:p>
+            <w:pPr>
+              <w:jc w:val="center"/>
+            </w:pPr>
+            <w:r/>
+            <w:r>
+              <w:rPr>
+                <w:rFonts w:ascii="Times New Roman" w:hAnsi="Times New Roman" w:eastAsia="Times New Roman"/>
+                <w:sz w:val="16"/>
+              </w:rPr>
+              <w:t>15.5–16.1</w:t>
+            </w:r>
+          </w:p>
+        </w:tc>
+        <w:tc>
+          <w:tcPr>
+            <w:tcW w:type="dxa" w:w="1296"/>
+            <w:tcBorders>
+              <w:bottom w:val="single" w:sz="8" w:space="0" w:color="000000"/>
+            </w:tcBorders>
+          </w:tcPr>
+          <w:p>
+            <w:pPr>
+              <w:jc w:val="center"/>
+            </w:pPr>
+            <w:r/>
+            <w:r>
+              <w:rPr>
+                <w:rFonts w:ascii="Times New Roman" w:hAnsi="Times New Roman" w:eastAsia="Times New Roman"/>
+                <w:sz w:val="16"/>
+              </w:rPr>
+              <w:t>8.0</w:t>
+            </w:r>
+          </w:p>
+        </w:tc>
+        <w:tc>
+          <w:tcPr>
+            <w:tcW w:type="dxa" w:w="1296"/>
+            <w:tcBorders>
+              <w:bottom w:val="single" w:sz="8" w:space="0" w:color="000000"/>
+            </w:tcBorders>
+          </w:tcPr>
+          <w:p>
+            <w:pPr>
+              <w:jc w:val="center"/>
+            </w:pPr>
+            <w:r/>
+            <w:r>
+              <w:rPr>
+                <w:rFonts w:ascii="Times New Roman" w:hAnsi="Times New Roman" w:eastAsia="Times New Roman"/>
+                <w:sz w:val="16"/>
+              </w:rPr>
+              <w:t>7.1–7.5</w:t>
+            </w:r>
+          </w:p>
+        </w:tc>
+      </w:tr>
+    </w:tbl>
+    <w:p>
+      <w:pPr>
+        <w:spacing w:after="240"/>
+      </w:pPr>
+      <w:r>
+        <w:rPr>
+          <w:rFonts w:ascii="Times New Roman" w:hAnsi="Times New Roman" w:eastAsia="Times New Roman"/>
+          <w:sz w:val="20"/>
+        </w:rPr>
+        <w:t>Note. Ranges are over starting points (two for dynamic pricing, three for simultaneous pricing). An asterisk marks scenarios in which the dynamic-pricing runs did not reach the convergence tolerance (both runs in each); their figures are unreliable.</w:t>
+      </w:r>
+    </w:p>
+    <w:p>
+      <w:pPr>
+        <w:spacing w:line="480" w:lineRule="auto" w:after="0"/>
+        <w:ind w:firstLine="720"/>
+        <w:jc w:val="left"/>
+      </w:pPr>
+      <w:r>
+        <w:rPr>
+          <w:rFonts w:ascii="Times New Roman" w:hAnsi="Times New Roman" w:eastAsia="Times New Roman"/>
+        </w:rPr>
+        <w:t xml:space="preserve">Table 7 varies the same parameters as Section 6. Among the 13 scenarios in which the dynamic-pricing runs converged, dynamic pricing yields strictly more capacity than every simultaneous-pricing equilibrium found in 11, and never less capacity than the lowest simultaneous-pricing equilibrium. Industry profit is lower under dynamic pricing in 6 of the 13 and higher in 4; the profit comparison is therefore not robust, and the capacity comparison is. In the remaining 4 scenarios (ρ = 1.7, </w:t>
+      </w:r>
+      <w:r>
+        <w:rPr>
+          <w:rFonts w:ascii="Times New Roman" w:hAnsi="Times New Roman" w:eastAsia="Times New Roman"/>
+          <w:i/>
+        </w:rPr>
+        <w:t>c</w:t>
+      </w:r>
+      <w:r>
+        <w:rPr>
+          <w:rFonts w:ascii="Times New Roman" w:hAnsi="Times New Roman" w:eastAsia="Times New Roman"/>
+        </w:rPr>
+        <w:t xml:space="preserve"> = 0.1, </w:t>
+      </w:r>
+      <w:r>
+        <w:rPr>
+          <w:rFonts w:ascii="Times New Roman" w:hAnsi="Times New Roman" w:eastAsia="Times New Roman"/>
+          <w:i/>
+        </w:rPr>
+        <w:t>c</w:t>
+      </w:r>
+      <w:r>
+        <w:rPr>
+          <w:rFonts w:ascii="Times New Roman" w:hAnsi="Times New Roman" w:eastAsia="Times New Roman"/>
+        </w:rPr>
+        <w:t xml:space="preserve"> = 0.2, price grid: 4 prices) the dynamic-pricing runs did not converge, and we draw no conclusion from them.</w:t>
+      </w:r>
+    </w:p>
+    <w:p>
+      <w:pPr>
+        <w:keepNext/>
+        <w:spacing w:line="480" w:lineRule="auto"/>
+      </w:pPr>
+      <w:r>
+        <w:rPr>
+          <w:rFonts w:ascii="Times New Roman" w:hAnsi="Times New Roman" w:eastAsia="Times New Roman"/>
+          <w:b/>
+          <w:i/>
+        </w:rPr>
+        <w:t>7.4 What changes relative to the baseline</w:t>
+      </w:r>
+    </w:p>
+    <w:p>
+      <w:pPr>
+        <w:spacing w:line="480" w:lineRule="auto" w:after="0"/>
+        <w:ind w:firstLine="720"/>
+        <w:jc w:val="left"/>
+      </w:pPr>
+      <w:r>
+        <w:rPr>
+          <w:rFonts w:ascii="Times New Roman" w:hAnsi="Times New Roman" w:eastAsia="Times New Roman"/>
+        </w:rPr>
+        <w:t>Three of the baseline conclusions need qualification. Proposition 3, which bounds markups by twice the price step, applies to the simultaneous-move stage game, and the cycles show that with committed prices markups well above that bound can be sustained in a Markov perfect equilibrium without any explicit collusion. The finding that capacity is the only source of market power also needs an addendum: committed prices are a second source, and they interact with capacity, because the margins they preserve are what make additional capacity worthwhile. Finally, the capacity-race comparison in Section 6 is partly reversed. Under dynamic pricing the equilibrium capacity is higher than under simultaneous pricing in the scenarios that converged, so that the weakening of the capacity race that we attributed to price competition depends on how often firms can reprice. The results of this section are less complete than those of the baseline: they rely on moderate payoff noise, on an alternating protocol that also changes the pace of investment, and on a solver that fails to converge in some scenarios.</w:t>
+      </w:r>
+    </w:p>
+    <w:p>
+      <w:pPr>
+        <w:keepNext/>
+        <w:spacing w:line="480" w:lineRule="auto"/>
+      </w:pPr>
+      <w:r>
+        <w:rPr>
+          <w:rFonts w:ascii="Times New Roman" w:hAnsi="Times New Roman" w:eastAsia="Times New Roman"/>
+          <w:b/>
+        </w:rPr>
+        <w:t>8. Consistency with Public Data</w:t>
+      </w:r>
+    </w:p>
+    <w:p>
+      <w:pPr>
+        <w:keepNext/>
+        <w:spacing w:line="480" w:lineRule="auto"/>
+      </w:pPr>
+      <w:r>
+        <w:rPr>
+          <w:rFonts w:ascii="Times New Roman" w:hAnsi="Times New Roman" w:eastAsia="Times New Roman"/>
+          <w:b/>
+          <w:i/>
+        </w:rPr>
+        <w:t>8.1 What the data can and cannot discipline</w:t>
       </w:r>
     </w:p>
     <w:p>
@@ -9458,7 +14436,7 @@
           <w:b/>
           <w:i/>
         </w:rPr>
-        <w:t>7.2 The price-ratio scenario</w:t>
+        <w:t>8.2 The price-ratio scenario</w:t>
       </w:r>
     </w:p>
     <w:p>
@@ -9497,7 +14475,7 @@
           <w:rFonts w:ascii="Times New Roman" w:hAnsi="Times New Roman" w:eastAsia="Times New Roman"/>
           <w:b/>
         </w:rPr>
-        <w:t>8. Implications for Platform Design and Policy</w:t>
+        <w:t>9. Implications for Platform Design and Policy</w:t>
       </w:r>
     </w:p>
     <w:p>
@@ -9524,7 +14502,7 @@
           <w:b/>
           <w:i/>
         </w:rPr>
-        <w:t>8.1 Supported by the computed results</w:t>
+        <w:t>9.1 Supported by the computed results</w:t>
       </w:r>
     </w:p>
     <w:p>
@@ -9598,7 +14576,7 @@
           <w:b/>
           <w:i/>
         </w:rPr>
-        <w:t>8.2 Suggestive, not tested</w:t>
+        <w:t>9.2 Suggestive, not tested</w:t>
       </w:r>
     </w:p>
     <w:p>
@@ -9671,7 +14649,7 @@
           <w:rFonts w:ascii="Times New Roman" w:hAnsi="Times New Roman" w:eastAsia="Times New Roman"/>
           <w:b/>
         </w:rPr>
-        <w:t>9. Limitations and Extensions</w:t>
+        <w:t>10. Limitations and Extensions</w:t>
       </w:r>
     </w:p>
     <w:p>
@@ -9710,7 +14688,7 @@
           <w:rFonts w:ascii="Times New Roman" w:hAnsi="Times New Roman" w:eastAsia="Times New Roman"/>
           <w:b/>
         </w:rPr>
-        <w:t>10. Conclusion</w:t>
+        <w:t>11. Conclusion</w:t>
       </w:r>
     </w:p>
     <w:p>
@@ -9749,7 +14727,7 @@
         <w:rPr>
           <w:rFonts w:ascii="Times New Roman" w:hAnsi="Times New Roman" w:eastAsia="Times New Roman"/>
         </w:rPr>
-        <w:t>All code, parameter files, and result files are in the repository directory dynamic_bertrand (bertrand_mpe.py for the model, sensitivity.py for the scenario and equilibrium-selection runs, make_sens_tables.py for the tables). The base run takes about two minutes on a laptop-class CPU; the full sensitivity analysis takes roughly one hour on four cores.</w:t>
+        <w:t>All code, parameter files, and result files are in the repository directory dynamic_bertrand (bertrand_mpe.py for the model, sensitivity.py for the scenario and equilibrium-selection runs, make_sens_tables.py for the tables; alternating.py, price_game.py, joint_dynamic*.py and make_price_figs.py for Section 7). The base run takes about two minutes on a laptop-class CPU; the full sensitivity analysis takes roughly one hour on four cores.</w:t>
       </w:r>
     </w:p>
     <w:p>
@@ -13216,6 +18194,39 @@
           <w:rFonts w:ascii="Times New Roman" w:hAnsi="Times New Roman" w:eastAsia="Times New Roman"/>
         </w:rPr>
         <w:t xml:space="preserve"> Start 0 uses uniform strategies and zero values. Starts 1 to 3 draw each state’s capacity strategies from a Dirichlet(1, 1, 1) distribution and initial values uniformly from [0, 150]; the draws are seeded and reproducible. Twelve further random starts in the base scenario are described in Section 6.</w:t>
+      </w:r>
+    </w:p>
+    <w:p>
+      <w:pPr>
+        <w:spacing w:line="480" w:lineRule="auto" w:after="0"/>
+        <w:ind w:firstLine="720"/>
+        <w:jc w:val="left"/>
+      </w:pPr>
+      <w:r>
+        <w:rPr>
+          <w:rFonts w:ascii="Times New Roman" w:hAnsi="Times New Roman" w:eastAsia="Times New Roman"/>
+          <w:i/>
+        </w:rPr>
+        <w:t>Alternating-move game.</w:t>
+      </w:r>
+      <w:r>
+        <w:rPr>
+          <w:rFonts w:ascii="Times New Roman" w:hAnsi="Times New Roman" w:eastAsia="Times New Roman"/>
+        </w:rPr>
+        <w:t xml:space="preserve"> The fixed-capacity game has 96 value-function unknowns (4 value arrays over 3 demand regimes and 8 rival prices). We solve it by damped value iteration at ρ = 4 and then by Newton continuation in ρ (finite-difference Jacobian, backtracking line search, step bisection on failure) down to ρ = 0.1; the case with two nodes each stalled at ρ ≈ 0.32. The joint game with capacity has 2,400 unknowns; it is solved by damped value iteration (step 0.5, tolerance 10</w:t>
+      </w:r>
+      <w:r>
+        <w:rPr>
+          <w:rFonts w:ascii="Times New Roman" w:hAnsi="Times New Roman" w:eastAsia="Times New Roman"/>
+          <w:vertAlign w:val="superscript"/>
+        </w:rPr>
+        <w:t>−9</w:t>
+      </w:r>
+      <w:r>
+        <w:rPr>
+          <w:rFonts w:ascii="Times New Roman" w:hAnsi="Times New Roman" w:eastAsia="Times New Roman"/>
+        </w:rPr>
+        <w:t>) at ρ = 2 and 3, and by Newton continuation from ρ = 2 to 1.7 in one run. Nine starting points (eight random value functions and one zero start) give the same outcome at ρ = 2. For ρ ≤ 1 value iteration does not converge in either game, which is why Section 7 reports moderate noise.</w:t>
       </w:r>
     </w:p>
     <w:p>
